--- a/pages/files/Zdrada.docx
+++ b/pages/files/Zdrada.docx
@@ -2,6 +2,1965 @@
 <file path=word/document.xml><?xml version="1.0" encoding="utf-8"?>
 <w:document xmlns:o="urn:schemas-microsoft-com:office:office" xmlns:r="http://schemas.openxmlformats.org/officeDocument/2006/relationships" xmlns:v="urn:schemas-microsoft-com:vml" xmlns:w="http://schemas.openxmlformats.org/wordprocessingml/2006/main" xmlns:w10="urn:schemas-microsoft-com:office:word" xmlns:wp="http://schemas.openxmlformats.org/drawingml/2006/wordprocessingDrawing" xmlns:pic="http://schemas.openxmlformats.org/drawingml/2006/picture" xmlns:wps="http://schemas.microsoft.com/office/word/2010/wordprocessingShape" xmlns:wpg="http://schemas.microsoft.com/office/word/2010/wordprocessingGroup" xmlns:mc="http://schemas.openxmlformats.org/markup-compatibility/2006" xmlns:wp14="http://schemas.microsoft.com/office/word/2010/wordprocessingDrawing" xmlns:w14="http://schemas.microsoft.com/office/word/2010/wordml" xmlns:w15="http://schemas.microsoft.com/office/word/2012/wordml" mc:Ignorable="w14 wp14 w15">
   <w:body>
+    <w:p>
+      <w:pPr>
+        <w:pStyle w:val="Normal"/>
+        <w:bidi w:val="0"/>
+        <w:jc w:val="start"/>
+        <w:rPr/>
+      </w:pPr>
+      <w:r>
+        <w:rPr/>
+        <w:t>Wariant 0</w:t>
+      </w:r>
+    </w:p>
+    <w:p>
+      <w:pPr>
+        <w:pStyle w:val="Normal"/>
+        <w:bidi w:val="0"/>
+        <w:jc w:val="start"/>
+        <w:rPr/>
+      </w:pPr>
+      <w:r>
+        <w:rPr/>
+      </w:r>
+    </w:p>
+    <w:p>
+      <w:pPr>
+        <w:pStyle w:val="BodyText"/>
+        <w:bidi w:val="0"/>
+        <w:jc w:val="start"/>
+        <w:rPr>
+          <w:rFonts w:ascii="Google Sans Text;sans-serif" w:hAnsi="Google Sans Text;sans-serif"/>
+        </w:rPr>
+      </w:pPr>
+      <w:r>
+        <w:rPr>
+          <w:rFonts w:ascii="Google Sans Text;sans-serif" w:hAnsi="Google Sans Text;sans-serif"/>
+        </w:rPr>
+        <w:t>Oto spójny, wyczerpujący i uporządkowany felieton, połączony ze wszystkich czterech wariantów. Tekst uwzględnia wszystkie poruszone kwestie, statystyki oraz badania naukowe, wyeliminowawszy powtórzenia i dbając o płynność wywodu.</w:t>
+      </w:r>
+    </w:p>
+    <w:p>
+      <w:pPr>
+        <w:sectPr>
+          <w:type w:val="nextPage"/>
+          <w:pgSz w:w="11906" w:h="16838"/>
+          <w:pgMar w:left="1134" w:right="1134" w:gutter="0" w:header="0" w:top="1134" w:footer="0" w:bottom="1134"/>
+          <w:pgNumType w:fmt="decimal"/>
+          <w:formProt w:val="false"/>
+          <w:textDirection w:val="lrTb"/>
+          <w:docGrid w:type="default" w:linePitch="100" w:charSpace="0"/>
+        </w:sectPr>
+      </w:pPr>
+    </w:p>
+    <w:p>
+      <w:pPr>
+        <w:pStyle w:val="Heading1"/>
+        <w:spacing w:lineRule="auto" w:line="274" w:before="0" w:after="140"/>
+        <w:ind w:hanging="0" w:start="0" w:end="0"/>
+        <w:rPr>
+          <w:rFonts w:ascii="Google Sans;sans-serif" w:hAnsi="Google Sans;sans-serif"/>
+          <w:sz w:val="24"/>
+          <w:szCs w:val="24"/>
+        </w:rPr>
+      </w:pPr>
+      <w:r>
+        <w:rPr>
+          <w:rFonts w:ascii="Google Sans;sans-serif" w:hAnsi="Google Sans;sans-serif"/>
+          <w:sz w:val="24"/>
+          <w:szCs w:val="24"/>
+        </w:rPr>
+        <w:t>Zdrada nie zaczyna się w łóżku. Zaczyna się od pierwszego sekretu</w:t>
+      </w:r>
+    </w:p>
+    <w:p>
+      <w:pPr>
+        <w:pStyle w:val="BodyText"/>
+        <w:spacing w:lineRule="auto" w:line="274" w:before="0" w:after="140"/>
+        <w:ind w:hanging="0" w:start="0" w:end="0"/>
+        <w:rPr>
+          <w:rFonts w:ascii="Google Sans Text;sans-serif" w:hAnsi="Google Sans Text;sans-serif"/>
+        </w:rPr>
+      </w:pPr>
+      <w:bookmarkStart w:id="0" w:name="p-rc_0cc32492a4e1c430-45"/>
+      <w:bookmarkEnd w:id="0"/>
+      <w:r>
+        <w:rPr>
+          <w:rFonts w:ascii="Google Sans Text;sans-serif" w:hAnsi="Google Sans Text;sans-serif"/>
+        </w:rPr>
+        <w:t xml:space="preserve">Lubimy myśleć, że zdrada przydarza się innym: ludziom rozwiązłym, niedojrzałym, moralnie podejrzanym. My przecież mamy zasady. Kredyt, dzieci, wspólne wakacje i zdjęcia z rocznicy. Problem w tym, że wierności nie gwarantuje ani obrączka, ani deklarowana miłość. Gwarantuje ją wyłącznie codzienna decyzja — podejmowana również wtedy, gdy ktoś obcy patrzy na nas z pożądaniem, a partner od miesięcy patrzy głównie w telefon. </w:t>
+      </w:r>
+    </w:p>
+    <w:p>
+      <w:pPr>
+        <w:pStyle w:val="BodyText"/>
+        <w:spacing w:lineRule="auto" w:line="274" w:before="0" w:after="140"/>
+        <w:ind w:hanging="0" w:start="0" w:end="0"/>
+        <w:rPr>
+          <w:rFonts w:ascii="Google Sans Text;sans-serif" w:hAnsi="Google Sans Text;sans-serif"/>
+        </w:rPr>
+      </w:pPr>
+      <w:bookmarkStart w:id="1" w:name="p-rc_0cc32492a4e1c430-46"/>
+      <w:bookmarkEnd w:id="1"/>
+      <w:r>
+        <w:rPr>
+          <w:rFonts w:ascii="Google Sans Text;sans-serif" w:hAnsi="Google Sans Text;sans-serif"/>
+        </w:rPr>
+        <w:t xml:space="preserve">Zdrada rzadko spada z nieba w postaci nagiej nieznajomej w hotelowym pokoju czy nagłego, niekontrolowanego skoku przez mur. Nie zaczyna się od planu: „Dzisiaj zniszczę swój związek”. Zaczyna się niepozornie: od pierwszego przemilczenia, zostanie pięć minut dłużej po spotkaniu, komplementu, na który odpowiada się drugim, czy wiadomości, której nie pokazałoby się partnerowi. Zdrada jest schodzeniem po schodach — stopień po stopniu, z dziesiątek decyzji tak małych, że każdą z osobna można przedstawić jako niewinną. Na dole czeka łóżko, ale decyzję o zejściu podjęło się znacznie wcześniej. </w:t>
+      </w:r>
+    </w:p>
+    <w:p>
+      <w:pPr>
+        <w:pStyle w:val="Heading2"/>
+        <w:spacing w:lineRule="auto" w:line="274" w:before="0" w:after="140"/>
+        <w:ind w:hanging="0" w:start="0" w:end="0"/>
+        <w:rPr>
+          <w:rFonts w:ascii="Google Sans;sans-serif" w:hAnsi="Google Sans;sans-serif"/>
+          <w:sz w:val="24"/>
+          <w:szCs w:val="24"/>
+        </w:rPr>
+      </w:pPr>
+      <w:r>
+        <w:rPr>
+          <w:rFonts w:ascii="Google Sans;sans-serif" w:hAnsi="Google Sans;sans-serif"/>
+          <w:sz w:val="24"/>
+          <w:szCs w:val="24"/>
+        </w:rPr>
+        <w:t>Statystyki i rzeczywistość: Pytamy oszustów, czy oszukują</w:t>
+      </w:r>
+    </w:p>
+    <w:p>
+      <w:pPr>
+        <w:pStyle w:val="BodyText"/>
+        <w:spacing w:lineRule="auto" w:line="274" w:before="0" w:after="140"/>
+        <w:ind w:hanging="0" w:start="0" w:end="0"/>
+        <w:rPr>
+          <w:rFonts w:ascii="Google Sans Text;sans-serif" w:hAnsi="Google Sans Text;sans-serif"/>
+        </w:rPr>
+      </w:pPr>
+      <w:bookmarkStart w:id="2" w:name="p-rc_0cc32492a4e1c430-47"/>
+      <w:bookmarkEnd w:id="2"/>
+      <w:r>
+        <w:rPr>
+          <w:rFonts w:ascii="Google Sans Text;sans-serif" w:hAnsi="Google Sans Text;sans-serif"/>
+        </w:rPr>
+        <w:t xml:space="preserve">Próba uchwycenia skali zdrady za pomocą liczb przypomina pomiar temperatury w trakcie pożaru. Według zestawienia opublikowanego przez SpyShop do romansu przyznaje się od 29 do 52% mężczyzn oraz od 33 do 38% kobiet. Rozrzut jest ogromny, ponieważ różne badania odmiennie definiują zdradę — raz chodzi wyłącznie o stosunek seksualny, innym razem również o pocałunki, sexting, ukrywane spotkania czy więź emocjonalną rozwijaną za plecami partnera. Tych wartości nie należy traktować jak precyzyjnego pomiaru, lecz jak alarm przeciwpożarowy: niedokładny, ale nieuruchamiający się bez powodu. </w:t>
+      </w:r>
+    </w:p>
+    <w:p>
+      <w:pPr>
+        <w:pStyle w:val="BodyText"/>
+        <w:spacing w:lineRule="auto" w:line="274" w:before="0" w:after="140"/>
+        <w:ind w:hanging="0" w:start="0" w:end="0"/>
+        <w:rPr>
+          <w:rFonts w:ascii="Google Sans Text;sans-serif" w:hAnsi="Google Sans Text;sans-serif"/>
+        </w:rPr>
+      </w:pPr>
+      <w:bookmarkStart w:id="3" w:name="p-rc_0cc32492a4e1c430-48"/>
+      <w:bookmarkEnd w:id="3"/>
+      <w:r>
+        <w:rPr>
+          <w:rFonts w:ascii="Google Sans Text;sans-serif" w:hAnsi="Google Sans Text;sans-serif"/>
+        </w:rPr>
+        <w:t xml:space="preserve">Rzetelniejsze, choć historyczne badanie CBOS z 2011 roku („Zdrady i romanse”) daje bardziej zachowawczy obraz. Do fizycznej zdrady własnego partnera przyznało się 10% respondentów, a 14% zadeklarowało, że zdradziło albo świadomie uczestniczyło w zdradzie cudzej. Zastosowany eksperyment metodologiczny wykazał jednak, że ludzie kłamią na temat własnego kłamania nawet w anonimowych ankietach. Niemal połowa respondentów znała kogoś flirtującego poza związkiem, a 38% znało osoby posuwające się do kontaktów fizycznych. </w:t>
+      </w:r>
+    </w:p>
+    <w:p>
+      <w:pPr>
+        <w:pStyle w:val="BodyText"/>
+        <w:spacing w:lineRule="auto" w:line="274" w:before="0" w:after="140"/>
+        <w:ind w:hanging="0" w:start="0" w:end="0"/>
+        <w:rPr>
+          <w:rFonts w:ascii="Google Sans Text;sans-serif" w:hAnsi="Google Sans Text;sans-serif"/>
+        </w:rPr>
+      </w:pPr>
+      <w:bookmarkStart w:id="4" w:name="p-rc_0cc32492a4e1c430-49"/>
+      <w:bookmarkEnd w:id="4"/>
+      <w:r>
+        <w:rPr>
+          <w:rFonts w:ascii="Google Sans Text;sans-serif" w:hAnsi="Google Sans Text;sans-serif"/>
+        </w:rPr>
+        <w:t xml:space="preserve">To największy problem ze statystykami: pytamy oszustów, czy oszukują. Dlatego dane te należy zawsze uznawać za zaniżone. Potwierdzają to również nowsze badania obejmujące 918 osób w monogamicznych relacjach, gdzie do niewierności przyznało się 23,2% mężczyzn i 19,2% kobiet. U obu płci kluczową rolę odgrywały mechanizmy pobudzenia i hamowania seksualnego, natomiast u kobiet dodatkowo istotne okazały się niskie zadowolenie ze związku oraz niedopasowanie seksualnych postaw i wartości (Mark, Janssen i Milhausen, 2011). </w:t>
+      </w:r>
+    </w:p>
+    <w:p>
+      <w:pPr>
+        <w:pStyle w:val="Tekstwstpniesformatowany"/>
+        <w:spacing w:lineRule="auto" w:line="274" w:before="0" w:after="0"/>
+        <w:ind w:hanging="0" w:start="0" w:end="0"/>
+        <w:rPr>
+          <w:rFonts w:ascii="Liberation Serif" w:hAnsi="Liberation Serif" w:eastAsia="Noto Serif CJK SC" w:cs="Noto Sans Devanagari"/>
+          <w:sz w:val="24"/>
+          <w:szCs w:val="24"/>
+        </w:rPr>
+      </w:pPr>
+      <w:r>
+        <w:rPr>
+          <w:rStyle w:val="Tekstrdowy"/>
+          <w:rFonts w:ascii="Liberation Serif" w:hAnsi="Liberation Serif"/>
+          <w:sz w:val="24"/>
+          <w:szCs w:val="24"/>
+        </w:rPr>
+        <w:t xml:space="preserve">           </w:t>
+      </w:r>
+      <w:r>
+        <w:rPr>
+          <w:rStyle w:val="Tekstrdowy"/>
+          <w:rFonts w:ascii="Google Sans Text;sans-serif" w:hAnsi="Google Sans Text;sans-serif"/>
+          <w:sz w:val="24"/>
+          <w:szCs w:val="24"/>
+        </w:rPr>
+        <w:t>[Oficjalnie deklarowana zdrada] ---&gt; ~10% - 23%</w:t>
+      </w:r>
+    </w:p>
+    <w:p>
+      <w:pPr>
+        <w:pStyle w:val="Tekstwstpniesformatowany"/>
+        <w:spacing w:lineRule="auto" w:line="274" w:before="0" w:after="0"/>
+        <w:rPr>
+          <w:rFonts w:ascii="Liberation Serif" w:hAnsi="Liberation Serif" w:eastAsia="Noto Serif CJK SC" w:cs="Noto Sans Devanagari"/>
+          <w:sz w:val="24"/>
+          <w:szCs w:val="24"/>
+        </w:rPr>
+      </w:pPr>
+      <w:r>
+        <w:rPr>
+          <w:rStyle w:val="Tekstrdowy"/>
+          <w:rFonts w:ascii="Liberation Serif" w:hAnsi="Liberation Serif"/>
+          <w:sz w:val="24"/>
+          <w:szCs w:val="24"/>
+        </w:rPr>
+        <w:t xml:space="preserve">           </w:t>
+      </w:r>
+      <w:r>
+        <w:rPr>
+          <w:rStyle w:val="Tekstrdowy"/>
+          <w:rFonts w:ascii="Google Sans Text;sans-serif" w:hAnsi="Google Sans Text;sans-serif"/>
+          <w:sz w:val="24"/>
+          <w:szCs w:val="24"/>
+        </w:rPr>
+        <w:t>[Rzeczywista skala (szacowana)] ---&gt; ??? (znacznie wyższa)</w:t>
+      </w:r>
+    </w:p>
+    <w:p>
+      <w:pPr>
+        <w:pStyle w:val="Tekstwstpniesformatowany"/>
+        <w:spacing w:lineRule="auto" w:line="274" w:before="0" w:after="0"/>
+        <w:rPr>
+          <w:rFonts w:ascii="Liberation Serif" w:hAnsi="Liberation Serif" w:eastAsia="Noto Serif CJK SC" w:cs="Noto Sans Devanagari"/>
+          <w:sz w:val="24"/>
+          <w:szCs w:val="24"/>
+        </w:rPr>
+      </w:pPr>
+      <w:r>
+        <w:rPr>
+          <w:rStyle w:val="Tekstrdowy"/>
+          <w:rFonts w:ascii="Liberation Serif" w:hAnsi="Liberation Serif"/>
+          <w:sz w:val="24"/>
+          <w:szCs w:val="24"/>
+        </w:rPr>
+        <w:t xml:space="preserve">           </w:t>
+      </w:r>
+      <w:r>
+        <w:rPr>
+          <w:rStyle w:val="Tekstrdowy"/>
+          <w:rFonts w:ascii="Google Sans Text;sans-serif" w:hAnsi="Google Sans Text;sans-serif"/>
+          <w:sz w:val="24"/>
+          <w:szCs w:val="24"/>
+        </w:rPr>
+        <w:t>[Znajomość osób zdradzających]  ---&gt; 38% - 50%</w:t>
+      </w:r>
+    </w:p>
+    <w:p>
+      <w:pPr>
+        <w:pStyle w:val="Heading2"/>
+        <w:spacing w:lineRule="auto" w:line="274" w:before="0" w:after="140"/>
+        <w:ind w:hanging="0" w:start="0" w:end="0"/>
+        <w:rPr>
+          <w:rFonts w:ascii="Google Sans;sans-serif" w:hAnsi="Google Sans;sans-serif"/>
+          <w:sz w:val="24"/>
+          <w:szCs w:val="24"/>
+        </w:rPr>
+      </w:pPr>
+      <w:r>
+        <w:rPr>
+          <w:rFonts w:ascii="Google Sans;sans-serif" w:hAnsi="Google Sans;sans-serif"/>
+          <w:sz w:val="24"/>
+          <w:szCs w:val="24"/>
+        </w:rPr>
+        <w:t>Psychologia motywacji: Powody, głody i „wygodna bajka”</w:t>
+      </w:r>
+    </w:p>
+    <w:p>
+      <w:pPr>
+        <w:pStyle w:val="BodyText"/>
+        <w:spacing w:lineRule="auto" w:line="274" w:before="0" w:after="140"/>
+        <w:ind w:hanging="0" w:start="0" w:end="0"/>
+        <w:rPr>
+          <w:rFonts w:ascii="Google Sans Text;sans-serif" w:hAnsi="Google Sans Text;sans-serif"/>
+        </w:rPr>
+      </w:pPr>
+      <w:r>
+        <w:rPr>
+          <w:rFonts w:ascii="Google Sans Text;sans-serif" w:hAnsi="Google Sans Text;sans-serif"/>
+        </w:rPr>
+        <w:t>Badacze wyróżniają osiem głównych motywów zdrady: złość na partnera, pożądanie seksualne, wygaśnięcie miłości, słabe zaangażowanie, potrzebę podniesienia własnej wartości, poczucie zaniedbania, pragnienie seksualnej różnorodności oraz sytuacyjną utratę kontroli (np. pod wpływem alkoholu) [Selterman, Garcia i Tsapelas]. Za tymi kategoriami kryją się konkretne ludzkie głody:</w:t>
+      </w:r>
+    </w:p>
+    <w:p>
+      <w:pPr>
+        <w:pStyle w:val="BodyText"/>
+        <w:numPr>
+          <w:ilvl w:val="0"/>
+          <w:numId w:val="2"/>
+        </w:numPr>
+        <w:pBdr/>
+        <w:tabs>
+          <w:tab w:val="clear" w:pos="709"/>
+          <w:tab w:val="left" w:pos="0" w:leader="none"/>
+        </w:tabs>
+        <w:spacing w:lineRule="auto" w:line="274" w:before="0" w:after="140"/>
+        <w:ind w:hanging="283" w:start="709" w:end="0"/>
+        <w:rPr>
+          <w:rFonts w:ascii="Google Sans Text;sans-serif" w:hAnsi="Google Sans Text;sans-serif"/>
+        </w:rPr>
+      </w:pPr>
+      <w:r>
+        <w:rPr>
+          <w:rFonts w:ascii="Google Sans Text;sans-serif" w:hAnsi="Google Sans Text;sans-serif"/>
+          <w:b/>
+        </w:rPr>
+        <w:t>Chęć ponownego bycia pożądanym:</w:t>
+      </w:r>
+      <w:r>
+        <w:rPr>
+          <w:rFonts w:ascii="Google Sans Text;sans-serif" w:hAnsi="Google Sans Text;sans-serif"/>
+        </w:rPr>
+        <w:t xml:space="preserve"> Wieloletni związek potrafi zmienić kochanków w personel zarządzający gospodarstwem domowym. Partner nie patrzy już jak na tajemnicę, lecz jak na stały element wyposażenia. Nowa osoba wysyła jasny sygnał: „Chcę cię”. Część ludzi nie zdradza dlatego, że znalazła kogoś wyjątkowego, lecz dlatego, że przy tej osobie sama czuje się wyjątkowa.</w:t>
+      </w:r>
+    </w:p>
+    <w:p>
+      <w:pPr>
+        <w:pStyle w:val="BodyText"/>
+        <w:numPr>
+          <w:ilvl w:val="0"/>
+          <w:numId w:val="2"/>
+        </w:numPr>
+        <w:pBdr/>
+        <w:tabs>
+          <w:tab w:val="clear" w:pos="709"/>
+          <w:tab w:val="left" w:pos="0" w:leader="none"/>
+        </w:tabs>
+        <w:spacing w:lineRule="auto" w:line="274" w:before="0" w:after="140"/>
+        <w:ind w:hanging="283" w:start="709" w:end="0"/>
+        <w:rPr>
+          <w:rFonts w:ascii="Google Sans Text;sans-serif" w:hAnsi="Google Sans Text;sans-serif"/>
+        </w:rPr>
+      </w:pPr>
+      <w:r>
+        <w:rPr>
+          <w:rFonts w:ascii="Google Sans Text;sans-serif" w:hAnsi="Google Sans Text;sans-serif"/>
+          <w:b/>
+        </w:rPr>
+        <w:t>Głód seksu bez historii odmów:</w:t>
+      </w:r>
+      <w:r>
+        <w:rPr>
+          <w:rFonts w:ascii="Google Sans Text;sans-serif" w:hAnsi="Google Sans Text;sans-serif"/>
+        </w:rPr>
+        <w:t xml:space="preserve"> Gdy w domu seks staje się rzadki lub obowiazkowy, nowa osoba nie jest obciążona dawnymi kłótniami, naprawą kranu czy płaczącym dzieckiem za ścianą. Nie trzeba być mistrzem uwodzenia — wystarczy być nowym.</w:t>
+      </w:r>
+    </w:p>
+    <w:p>
+      <w:pPr>
+        <w:pStyle w:val="BodyText"/>
+        <w:numPr>
+          <w:ilvl w:val="0"/>
+          <w:numId w:val="2"/>
+        </w:numPr>
+        <w:pBdr/>
+        <w:tabs>
+          <w:tab w:val="clear" w:pos="709"/>
+          <w:tab w:val="left" w:pos="0" w:leader="none"/>
+        </w:tabs>
+        <w:spacing w:lineRule="auto" w:line="274" w:before="0" w:after="140"/>
+        <w:ind w:hanging="283" w:start="709" w:end="0"/>
+        <w:rPr>
+          <w:rFonts w:ascii="Google Sans Text;sans-serif" w:hAnsi="Google Sans Text;sans-serif"/>
+        </w:rPr>
+      </w:pPr>
+      <w:r>
+        <w:rPr>
+          <w:rFonts w:ascii="Google Sans Text;sans-serif" w:hAnsi="Google Sans Text;sans-serif"/>
+          <w:b/>
+        </w:rPr>
+        <w:t>Ucieczka od zwyczajnego życia:</w:t>
+      </w:r>
+      <w:r>
+        <w:rPr>
+          <w:rFonts w:ascii="Google Sans Text;sans-serif" w:hAnsi="Google Sans Text;sans-serif"/>
+        </w:rPr>
+        <w:t xml:space="preserve"> Codzienność występuje w świetle jarzeniówki, a romans w starannie ustawionym półmroku. Romans nie musi dźwigać podatków i chorób; dostarcza emocjonalnego kontrastu i złudzenia, że czas się cofnął.</w:t>
+      </w:r>
+    </w:p>
+    <w:p>
+      <w:pPr>
+        <w:pStyle w:val="BodyText"/>
+        <w:numPr>
+          <w:ilvl w:val="0"/>
+          <w:numId w:val="2"/>
+        </w:numPr>
+        <w:pBdr/>
+        <w:tabs>
+          <w:tab w:val="clear" w:pos="709"/>
+          <w:tab w:val="left" w:pos="0" w:leader="none"/>
+        </w:tabs>
+        <w:spacing w:lineRule="auto" w:line="274" w:before="0" w:after="140"/>
+        <w:ind w:hanging="283" w:start="709" w:end="0"/>
+        <w:rPr>
+          <w:rFonts w:ascii="Google Sans Text;sans-serif" w:hAnsi="Google Sans Text;sans-serif"/>
+        </w:rPr>
+      </w:pPr>
+      <w:r>
+        <w:rPr>
+          <w:rFonts w:ascii="Google Sans Text;sans-serif" w:hAnsi="Google Sans Text;sans-serif"/>
+          <w:b/>
+        </w:rPr>
+        <w:t>Zemsta i odzyskanie kontroli:</w:t>
+      </w:r>
+      <w:r>
+        <w:rPr>
+          <w:rFonts w:ascii="Google Sans Text;sans-serif" w:hAnsi="Google Sans Text;sans-serif"/>
+        </w:rPr>
+        <w:t xml:space="preserve"> Zdrada bywa bronią ukierunkowaną na ukaranie ignorującego lub poniżającego partnera. Działa jednak potajemnie i groteskowo — partner nie wie, za co został ukarany, a sprawca nadal wraca do wspólnego łóżka.</w:t>
+      </w:r>
+    </w:p>
+    <w:p>
+      <w:pPr>
+        <w:pStyle w:val="BodyText"/>
+        <w:numPr>
+          <w:ilvl w:val="0"/>
+          <w:numId w:val="2"/>
+        </w:numPr>
+        <w:pBdr/>
+        <w:tabs>
+          <w:tab w:val="clear" w:pos="709"/>
+          <w:tab w:val="left" w:pos="0" w:leader="none"/>
+        </w:tabs>
+        <w:spacing w:lineRule="auto" w:line="274" w:before="0" w:after="140"/>
+        <w:ind w:hanging="283" w:start="709" w:end="0"/>
+        <w:rPr>
+          <w:rFonts w:ascii="Google Sans Text;sans-serif" w:hAnsi="Google Sans Text;sans-serif"/>
+        </w:rPr>
+      </w:pPr>
+      <w:r>
+        <w:rPr>
+          <w:rFonts w:ascii="Google Sans Text;sans-serif" w:hAnsi="Google Sans Text;sans-serif"/>
+          <w:b/>
+        </w:rPr>
+        <w:t>Poszukiwanie „miejsca do lądowania”:</w:t>
+      </w:r>
+      <w:r>
+        <w:rPr>
+          <w:rFonts w:ascii="Google Sans Text;sans-serif" w:hAnsi="Google Sans Text;sans-serif"/>
+        </w:rPr>
+        <w:t xml:space="preserve"> Najbardziej chłodna kalkulacja, w której ktoś emocjonalnie opuszcza związek, ale odchodzi dopiero wtedy, gdy nowa relacja daje dostateczną gwarancję bezpieczeństwa.</w:t>
+      </w:r>
+    </w:p>
+    <w:p>
+      <w:pPr>
+        <w:pStyle w:val="BodyText"/>
+        <w:spacing w:lineRule="auto" w:line="274" w:before="0" w:after="140"/>
+        <w:ind w:hanging="0" w:start="0" w:end="0"/>
+        <w:rPr>
+          <w:rFonts w:ascii="Google Sans Text;sans-serif" w:hAnsi="Google Sans Text;sans-serif"/>
+        </w:rPr>
+      </w:pPr>
+      <w:r>
+        <w:rPr>
+          <w:rFonts w:ascii="Google Sans Text;sans-serif" w:hAnsi="Google Sans Text;sans-serif"/>
+        </w:rPr>
+        <w:t xml:space="preserve">Aby pogodzić nieuczciwe zachowanie z potrzebą uważania siebie za „dobrego człowieka”, zdradzający uruchamia mechanizm </w:t>
+      </w:r>
+      <w:r>
+        <w:rPr>
+          <w:rFonts w:ascii="Google Sans Text;sans-serif" w:hAnsi="Google Sans Text;sans-serif"/>
+          <w:b/>
+        </w:rPr>
+        <w:t>moralnego odłączenia</w:t>
+      </w:r>
+      <w:r>
+        <w:rPr>
+          <w:rFonts w:ascii="Google Sans Text;sans-serif" w:hAnsi="Google Sans Text;sans-serif"/>
+        </w:rPr>
+        <w:t xml:space="preserve"> (Lișman i Holman). Zmienia język i pomniejsza krzywdę: romans staje się „przyjaźnią”, sexting „wygłupami”, a zdrada „chwilą słabości” lub konsekwencją „chłodnego partnera”. Buduje wygodną narrację ofiary okoliczności, by czerpać przyjemność bez patrzenia w lustro.</w:t>
+      </w:r>
+    </w:p>
+    <w:p>
+      <w:pPr>
+        <w:pStyle w:val="Heading2"/>
+        <w:spacing w:lineRule="auto" w:line="274" w:before="0" w:after="140"/>
+        <w:ind w:hanging="0" w:start="0" w:end="0"/>
+        <w:rPr>
+          <w:rFonts w:ascii="Google Sans;sans-serif" w:hAnsi="Google Sans;sans-serif"/>
+          <w:sz w:val="24"/>
+          <w:szCs w:val="24"/>
+        </w:rPr>
+      </w:pPr>
+      <w:r>
+        <w:rPr>
+          <w:rFonts w:ascii="Google Sans;sans-serif" w:hAnsi="Google Sans;sans-serif"/>
+          <w:sz w:val="24"/>
+          <w:szCs w:val="24"/>
+        </w:rPr>
+        <w:t>Związek jako transakcja i kalkulacja płci</w:t>
+      </w:r>
+    </w:p>
+    <w:p>
+      <w:pPr>
+        <w:pStyle w:val="BodyText"/>
+        <w:spacing w:lineRule="auto" w:line="274" w:before="0" w:after="140"/>
+        <w:ind w:hanging="0" w:start="0" w:end="0"/>
+        <w:rPr>
+          <w:rFonts w:ascii="Google Sans Text;sans-serif" w:hAnsi="Google Sans Text;sans-serif"/>
+        </w:rPr>
+      </w:pPr>
+      <w:bookmarkStart w:id="5" w:name="p-rc_0cc32492a4e1c430-50"/>
+      <w:bookmarkEnd w:id="5"/>
+      <w:r>
+        <w:rPr>
+          <w:rFonts w:ascii="Google Sans Text;sans-serif" w:hAnsi="Google Sans Text;sans-serif"/>
+        </w:rPr>
+        <w:t xml:space="preserve">Każda relacja zawiera wymianę: seksu, bezpieczeństwa, opieki, pieniędzy, statusu, uwagi czy rodzicielstwa. Miłość nie usuwa tej wymiany — sprawia jedynie, że przestajemy wystawiać sobie faktury. Kryzys zaczyna się wtedy, gdy jedna strona uważa, że stale dopłaca, a druga żyje na emocjonalny kredyt. Oboje prowadzą własną księgowość i uważają, że bilans krzywd działa na ich niekorzyść. Wtedy pojawia się ktoś oferujący wyższy zwrot z inwestycji. Zdradzający rzadko szuka szlachetniejszego człowieka — szuka szansy na bycie atrakcyjniejszą, niezniszczoną rutyną wersją samego siebie. </w:t>
+      </w:r>
+    </w:p>
+    <w:p>
+      <w:pPr>
+        <w:pStyle w:val="BodyText"/>
+        <w:spacing w:lineRule="auto" w:line="274" w:before="0" w:after="140"/>
+        <w:ind w:hanging="0" w:start="0" w:end="0"/>
+        <w:rPr>
+          <w:rFonts w:ascii="Google Sans Text;sans-serif" w:hAnsi="Google Sans Text;sans-serif"/>
+        </w:rPr>
+      </w:pPr>
+      <w:r>
+        <w:rPr>
+          <w:rFonts w:ascii="Google Sans Text;sans-serif" w:hAnsi="Google Sans Text;sans-serif"/>
+        </w:rPr>
+        <w:t>To jak kalkulacje różnią się strukturą pomiędzy płciami:</w:t>
+      </w:r>
+    </w:p>
+    <w:p>
+      <w:pPr>
+        <w:pStyle w:val="BodyText"/>
+        <w:numPr>
+          <w:ilvl w:val="0"/>
+          <w:numId w:val="3"/>
+        </w:numPr>
+        <w:pBdr/>
+        <w:tabs>
+          <w:tab w:val="clear" w:pos="709"/>
+          <w:tab w:val="left" w:pos="0" w:leader="none"/>
+        </w:tabs>
+        <w:spacing w:lineRule="auto" w:line="274" w:before="0" w:after="140"/>
+        <w:ind w:hanging="283" w:start="709" w:end="0"/>
+        <w:rPr>
+          <w:rFonts w:ascii="Google Sans Text;sans-serif" w:hAnsi="Google Sans Text;sans-serif"/>
+        </w:rPr>
+      </w:pPr>
+      <w:bookmarkStart w:id="6" w:name="p-rc_0cc32492a4e1c430-51"/>
+      <w:bookmarkEnd w:id="6"/>
+      <w:r>
+        <w:rPr>
+          <w:rFonts w:ascii="Google Sans Text;sans-serif" w:hAnsi="Google Sans Text;sans-serif"/>
+          <w:b/>
+        </w:rPr>
+        <w:t>Męska kalkulacja:</w:t>
+      </w:r>
+      <w:r>
+        <w:rPr>
+          <w:rFonts w:ascii="Google Sans Text;sans-serif" w:hAnsi="Google Sans Text;sans-serif"/>
+        </w:rPr>
+        <w:t xml:space="preserve"> Częściej ma charakter sytuacyjny i impulsywny. Skupia się na pytaniach: </w:t>
+      </w:r>
+      <w:r>
+        <w:rPr>
+          <w:rFonts w:ascii="Google Sans Text;sans-serif" w:hAnsi="Google Sans Text;sans-serif"/>
+          <w:i/>
+        </w:rPr>
+        <w:t>Czy będzie okazja? Czy to się wyda? Czy uda się uniknąć konsekwencji?</w:t>
+      </w:r>
+      <w:r>
+        <w:rPr>
+          <w:rFonts w:ascii="Google Sans Text;sans-serif" w:hAnsi="Google Sans Text;sans-serif"/>
+        </w:rPr>
+        <w:t xml:space="preserve"> </w:t>
+      </w:r>
+    </w:p>
+    <w:p>
+      <w:pPr>
+        <w:pStyle w:val="BodyText"/>
+        <w:numPr>
+          <w:ilvl w:val="0"/>
+          <w:numId w:val="3"/>
+        </w:numPr>
+        <w:pBdr/>
+        <w:tabs>
+          <w:tab w:val="clear" w:pos="709"/>
+          <w:tab w:val="left" w:pos="0" w:leader="none"/>
+        </w:tabs>
+        <w:spacing w:lineRule="auto" w:line="274" w:before="0" w:after="140"/>
+        <w:ind w:hanging="283" w:start="709" w:end="0"/>
+        <w:rPr>
+          <w:rFonts w:ascii="Google Sans Text;sans-serif" w:hAnsi="Google Sans Text;sans-serif"/>
+        </w:rPr>
+      </w:pPr>
+      <w:bookmarkStart w:id="7" w:name="p-rc_0cc32492a4e1c430-52"/>
+      <w:bookmarkEnd w:id="7"/>
+      <w:r>
+        <w:rPr>
+          <w:rFonts w:ascii="Google Sans Text;sans-serif" w:hAnsi="Google Sans Text;sans-serif"/>
+          <w:b/>
+        </w:rPr>
+        <w:t>Kobieca kalkulacja:</w:t>
+      </w:r>
+      <w:r>
+        <w:rPr>
+          <w:rFonts w:ascii="Google Sans Text;sans-serif" w:hAnsi="Google Sans Text;sans-serif"/>
+        </w:rPr>
+        <w:t xml:space="preserve"> Bywa bardziej relacyjna, selektywna i osadzona w ocenie potencjału nowej relacji. Kobieta częściej buduje emocjonalny pomost do następnego związku, sprawdzając, czy drugi mężczyzna zapewni pożądanie, uwagę, prestiż lub bezpieczeństwo. </w:t>
+      </w:r>
+    </w:p>
+    <w:p>
+      <w:pPr>
+        <w:pStyle w:val="BodyText"/>
+        <w:spacing w:lineRule="auto" w:line="274" w:before="0" w:after="140"/>
+        <w:ind w:hanging="0" w:start="0" w:end="0"/>
+        <w:rPr>
+          <w:rFonts w:ascii="Google Sans Text;sans-serif" w:hAnsi="Google Sans Text;sans-serif"/>
+        </w:rPr>
+      </w:pPr>
+      <w:bookmarkStart w:id="8" w:name="p-rc_0cc32492a4e1c430-53"/>
+      <w:bookmarkEnd w:id="8"/>
+      <w:r>
+        <w:rPr>
+          <w:rFonts w:ascii="Google Sans Text;sans-serif" w:hAnsi="Google Sans Text;sans-serif"/>
+        </w:rPr>
+        <w:t xml:space="preserve">Jeden model przypomina kradzież impulsową, drugi — zmianę dostawcy usług bez wypowiedzenia starej umowy. Oba są wyrachowane, różni się jedynie przedmiot kalkulacji. </w:t>
+      </w:r>
+    </w:p>
+    <w:p>
+      <w:pPr>
+        <w:pStyle w:val="BodyText"/>
+        <w:spacing w:lineRule="auto" w:line="274" w:before="0" w:after="140"/>
+        <w:ind w:hanging="0" w:start="0" w:end="0"/>
+        <w:rPr>
+          <w:rFonts w:ascii="Google Sans Text;sans-serif" w:hAnsi="Google Sans Text;sans-serif"/>
+        </w:rPr>
+      </w:pPr>
+      <w:bookmarkStart w:id="9" w:name="p-rc_0cc32492a4e1c430-54"/>
+      <w:bookmarkEnd w:id="9"/>
+      <w:r>
+        <w:rPr>
+          <w:rFonts w:ascii="Google Sans Text;sans-serif" w:hAnsi="Google Sans Text;sans-serif"/>
+        </w:rPr>
+        <w:t xml:space="preserve">Warto przy tym pamiętać, że moralność i erotyka to odrębne systemy. Mężczyzna może być troskliwy i odpowiedzialny, a mimo to seksualnie obojętny dla partnerki. Kobieta może być doskonałą matką, nie budząc pożądania partnera. Brak pożądania jest jednak informacją o stanie relacji, a nie licencją na kłamstwo. Dorosły człowiek komunikuje problem lub odchodzi; tchórz najpierw organizuje zastępstwo, a potem twierdzi, że uczucia „same wygasły”. </w:t>
+      </w:r>
+    </w:p>
+    <w:p>
+      <w:pPr>
+        <w:pStyle w:val="Heading2"/>
+        <w:spacing w:lineRule="auto" w:line="274" w:before="0" w:after="140"/>
+        <w:ind w:hanging="0" w:start="0" w:end="0"/>
+        <w:rPr>
+          <w:rFonts w:ascii="Google Sans;sans-serif" w:hAnsi="Google Sans;sans-serif"/>
+          <w:sz w:val="24"/>
+          <w:szCs w:val="24"/>
+        </w:rPr>
+      </w:pPr>
+      <w:r>
+        <w:rPr>
+          <w:rFonts w:ascii="Google Sans;sans-serif" w:hAnsi="Google Sans;sans-serif"/>
+          <w:sz w:val="24"/>
+          <w:szCs w:val="24"/>
+        </w:rPr>
+        <w:t>Anatomia schodzenia po schodach: Jak powstaje romans</w:t>
+      </w:r>
+    </w:p>
+    <w:p>
+      <w:pPr>
+        <w:pStyle w:val="BodyText"/>
+        <w:spacing w:lineRule="auto" w:line="274" w:before="0" w:after="140"/>
+        <w:ind w:hanging="0" w:start="0" w:end="0"/>
+        <w:rPr>
+          <w:rFonts w:ascii="Google Sans Text;sans-serif" w:hAnsi="Google Sans Text;sans-serif"/>
+        </w:rPr>
+      </w:pPr>
+      <w:bookmarkStart w:id="10" w:name="p-rc_0cc32492a4e1c430-55"/>
+      <w:bookmarkEnd w:id="10"/>
+      <w:r>
+        <w:rPr>
+          <w:rFonts w:ascii="Google Sans Text;sans-serif" w:hAnsi="Google Sans Text;sans-serif"/>
+        </w:rPr>
+        <w:t xml:space="preserve">Z badań CBOS wynika, że </w:t>
+      </w:r>
+      <w:r>
+        <w:rPr>
+          <w:rFonts w:ascii="Google Sans Text;sans-serif" w:hAnsi="Google Sans Text;sans-serif"/>
+          <w:b/>
+        </w:rPr>
+        <w:t>34% romansów zaczyna się w pracy</w:t>
+      </w:r>
+      <w:r>
+        <w:rPr>
+          <w:rFonts w:ascii="Google Sans Text;sans-serif" w:hAnsi="Google Sans Text;sans-serif"/>
+        </w:rPr>
+        <w:t xml:space="preserve">, </w:t>
+      </w:r>
+      <w:r>
+        <w:rPr>
+          <w:rFonts w:ascii="Google Sans Text;sans-serif" w:hAnsi="Google Sans Text;sans-serif"/>
+          <w:b/>
+        </w:rPr>
+        <w:t>25% wśród znajomych</w:t>
+      </w:r>
+      <w:r>
+        <w:rPr>
+          <w:rFonts w:ascii="Google Sans Text;sans-serif" w:hAnsi="Google Sans Text;sans-serif"/>
+        </w:rPr>
+        <w:t xml:space="preserve">, a zaledwie </w:t>
+      </w:r>
+      <w:r>
+        <w:rPr>
+          <w:rFonts w:ascii="Google Sans Text;sans-serif" w:hAnsi="Google Sans Text;sans-serif"/>
+          <w:b/>
+        </w:rPr>
+        <w:t>5% przez internet</w:t>
+      </w:r>
+      <w:r>
+        <w:rPr>
+          <w:rFonts w:ascii="Google Sans Text;sans-serif" w:hAnsi="Google Sans Text;sans-serif"/>
+        </w:rPr>
+        <w:t>. Aż 85% opisanych relacji miało charakter przelotny, lecz w przypadku 25% następstwem był rozpad stałego związku. Romans rośnie tam, gdzie ludzie regularnie się widują.</w:t>
+      </w:r>
+    </w:p>
+    <w:p>
+      <w:pPr>
+        <w:pStyle w:val="BodyText"/>
+        <w:spacing w:lineRule="auto" w:line="274" w:before="0" w:after="140"/>
+        <w:ind w:hanging="0" w:start="0" w:end="0"/>
+        <w:rPr>
+          <w:rFonts w:ascii="Google Sans Text;sans-serif" w:hAnsi="Google Sans Text;sans-serif"/>
+        </w:rPr>
+      </w:pPr>
+      <w:r>
+        <w:rPr>
+          <w:rFonts w:ascii="Google Sans Text;sans-serif" w:hAnsi="Google Sans Text;sans-serif"/>
+        </w:rPr>
+      </w:r>
+    </w:p>
+    <w:p>
+      <w:pPr>
+        <w:pStyle w:val="Tekstwstpniesformatowany"/>
+        <w:spacing w:lineRule="auto" w:line="274" w:before="0" w:after="0"/>
+        <w:ind w:hanging="0" w:start="0" w:end="0"/>
+        <w:rPr>
+          <w:rFonts w:ascii="Liberation Serif" w:hAnsi="Liberation Serif" w:eastAsia="Noto Serif CJK SC" w:cs="Noto Sans Devanagari"/>
+          <w:sz w:val="24"/>
+          <w:szCs w:val="24"/>
+        </w:rPr>
+      </w:pPr>
+      <w:r>
+        <w:rPr>
+          <w:rStyle w:val="Tekstrdowy"/>
+          <w:rFonts w:ascii="Liberation Serif" w:hAnsi="Liberation Serif"/>
+          <w:sz w:val="20"/>
+          <w:szCs w:val="20"/>
+        </w:rPr>
+        <w:t xml:space="preserve">  </w:t>
+      </w:r>
+      <w:r>
+        <w:rPr>
+          <w:rStyle w:val="Tekstrdowy"/>
+          <w:rFonts w:ascii="Google Sans Text;sans-serif" w:hAnsi="Google Sans Text;sans-serif"/>
+          <w:sz w:val="20"/>
+          <w:szCs w:val="20"/>
+        </w:rPr>
+        <w:t xml:space="preserve">[1. Szczególna uwaga] </w:t>
+      </w:r>
+    </w:p>
+    <w:p>
+      <w:pPr>
+        <w:pStyle w:val="Tekstwstpniesformatowany"/>
+        <w:spacing w:lineRule="auto" w:line="274" w:before="0" w:after="0"/>
+        <w:rPr>
+          <w:rFonts w:ascii="Liberation Serif" w:hAnsi="Liberation Serif" w:eastAsia="Noto Serif CJK SC" w:cs="Noto Sans Devanagari"/>
+          <w:sz w:val="24"/>
+          <w:szCs w:val="24"/>
+        </w:rPr>
+      </w:pPr>
+      <w:r>
+        <w:rPr>
+          <w:rStyle w:val="Tekstrdowy"/>
+          <w:rFonts w:ascii="Liberation Serif" w:hAnsi="Liberation Serif"/>
+          <w:sz w:val="20"/>
+          <w:szCs w:val="20"/>
+        </w:rPr>
+        <w:t xml:space="preserve">           │</w:t>
+      </w:r>
+    </w:p>
+    <w:p>
+      <w:pPr>
+        <w:pStyle w:val="Tekstwstpniesformatowany"/>
+        <w:spacing w:lineRule="auto" w:line="274" w:before="0" w:after="0"/>
+        <w:rPr>
+          <w:rFonts w:ascii="Liberation Serif" w:hAnsi="Liberation Serif" w:eastAsia="Noto Serif CJK SC" w:cs="Noto Sans Devanagari"/>
+          <w:sz w:val="24"/>
+          <w:szCs w:val="24"/>
+        </w:rPr>
+      </w:pPr>
+      <w:r>
+        <w:rPr>
+          <w:rStyle w:val="Tekstrdowy"/>
+          <w:rFonts w:ascii="Liberation Serif" w:hAnsi="Liberation Serif"/>
+          <w:sz w:val="20"/>
+          <w:szCs w:val="20"/>
+        </w:rPr>
+        <w:t xml:space="preserve">           ▼</w:t>
+      </w:r>
+    </w:p>
+    <w:p>
+      <w:pPr>
+        <w:pStyle w:val="Tekstwstpniesformatowany"/>
+        <w:spacing w:lineRule="auto" w:line="274" w:before="0" w:after="0"/>
+        <w:rPr>
+          <w:rFonts w:ascii="Liberation Serif" w:hAnsi="Liberation Serif" w:eastAsia="Noto Serif CJK SC" w:cs="Noto Sans Devanagari"/>
+          <w:sz w:val="24"/>
+          <w:szCs w:val="24"/>
+        </w:rPr>
+      </w:pPr>
+      <w:r>
+        <w:rPr>
+          <w:rStyle w:val="Tekstrdowy"/>
+          <w:rFonts w:ascii="Liberation Serif" w:hAnsi="Liberation Serif"/>
+          <w:sz w:val="20"/>
+          <w:szCs w:val="20"/>
+        </w:rPr>
+        <w:t xml:space="preserve">  </w:t>
+      </w:r>
+      <w:r>
+        <w:rPr>
+          <w:rStyle w:val="Tekstrdowy"/>
+          <w:rFonts w:ascii="Google Sans Text;sans-serif" w:hAnsi="Google Sans Text;sans-serif"/>
+          <w:sz w:val="20"/>
+          <w:szCs w:val="20"/>
+        </w:rPr>
+        <w:t>[2. Prywatny kanał komunikacji] ───&gt; (Pojawia się pierwszy sekret / ukrywanie ekranu)</w:t>
+      </w:r>
+    </w:p>
+    <w:p>
+      <w:pPr>
+        <w:pStyle w:val="Tekstwstpniesformatowany"/>
+        <w:spacing w:lineRule="auto" w:line="274" w:before="0" w:after="0"/>
+        <w:rPr>
+          <w:rFonts w:ascii="Liberation Serif" w:hAnsi="Liberation Serif" w:eastAsia="Noto Serif CJK SC" w:cs="Noto Sans Devanagari"/>
+          <w:sz w:val="24"/>
+          <w:szCs w:val="24"/>
+        </w:rPr>
+      </w:pPr>
+      <w:r>
+        <w:rPr>
+          <w:rStyle w:val="Tekstrdowy"/>
+          <w:rFonts w:ascii="Liberation Serif" w:hAnsi="Liberation Serif"/>
+          <w:sz w:val="20"/>
+          <w:szCs w:val="20"/>
+        </w:rPr>
+        <w:t xml:space="preserve">           │</w:t>
+      </w:r>
+    </w:p>
+    <w:p>
+      <w:pPr>
+        <w:pStyle w:val="Tekstwstpniesformatowany"/>
+        <w:spacing w:lineRule="auto" w:line="274" w:before="0" w:after="0"/>
+        <w:rPr>
+          <w:rFonts w:ascii="Liberation Serif" w:hAnsi="Liberation Serif" w:eastAsia="Noto Serif CJK SC" w:cs="Noto Sans Devanagari"/>
+          <w:sz w:val="24"/>
+          <w:szCs w:val="24"/>
+        </w:rPr>
+      </w:pPr>
+      <w:r>
+        <w:rPr>
+          <w:rStyle w:val="Tekstrdowy"/>
+          <w:rFonts w:ascii="Liberation Serif" w:hAnsi="Liberation Serif"/>
+          <w:sz w:val="20"/>
+          <w:szCs w:val="20"/>
+        </w:rPr>
+        <w:t xml:space="preserve">           ▼</w:t>
+      </w:r>
+    </w:p>
+    <w:p>
+      <w:pPr>
+        <w:pStyle w:val="Tekstwstpniesformatowany"/>
+        <w:spacing w:lineRule="auto" w:line="274" w:before="0" w:after="0"/>
+        <w:rPr>
+          <w:rFonts w:ascii="Liberation Serif" w:hAnsi="Liberation Serif" w:eastAsia="Noto Serif CJK SC" w:cs="Noto Sans Devanagari"/>
+          <w:sz w:val="24"/>
+          <w:szCs w:val="24"/>
+        </w:rPr>
+      </w:pPr>
+      <w:r>
+        <w:rPr>
+          <w:rStyle w:val="Tekstrdowy"/>
+          <w:rFonts w:ascii="Liberation Serif" w:hAnsi="Liberation Serif"/>
+          <w:sz w:val="20"/>
+          <w:szCs w:val="20"/>
+        </w:rPr>
+        <w:t xml:space="preserve">  </w:t>
+      </w:r>
+      <w:r>
+        <w:rPr>
+          <w:rStyle w:val="Tekstrdowy"/>
+          <w:rFonts w:ascii="Google Sans Text;sans-serif" w:hAnsi="Google Sans Text;sans-serif"/>
+          <w:sz w:val="20"/>
+          <w:szCs w:val="20"/>
+        </w:rPr>
+        <w:t>[3. Porównanie] ──────────&gt; (Zwiastun kochanka vs. pełny film z partnerem)</w:t>
+      </w:r>
+    </w:p>
+    <w:p>
+      <w:pPr>
+        <w:pStyle w:val="Tekstwstpniesformatowany"/>
+        <w:spacing w:lineRule="auto" w:line="274" w:before="0" w:after="0"/>
+        <w:rPr>
+          <w:rFonts w:ascii="Liberation Serif" w:hAnsi="Liberation Serif" w:eastAsia="Noto Serif CJK SC" w:cs="Noto Sans Devanagari"/>
+          <w:sz w:val="24"/>
+          <w:szCs w:val="24"/>
+        </w:rPr>
+      </w:pPr>
+      <w:r>
+        <w:rPr>
+          <w:rStyle w:val="Tekstrdowy"/>
+          <w:rFonts w:ascii="Liberation Serif" w:hAnsi="Liberation Serif"/>
+          <w:sz w:val="20"/>
+          <w:szCs w:val="20"/>
+        </w:rPr>
+        <w:t xml:space="preserve">           │</w:t>
+      </w:r>
+    </w:p>
+    <w:p>
+      <w:pPr>
+        <w:pStyle w:val="Tekstwstpniesformatowany"/>
+        <w:spacing w:lineRule="auto" w:line="274" w:before="0" w:after="0"/>
+        <w:rPr>
+          <w:rFonts w:ascii="Liberation Serif" w:hAnsi="Liberation Serif" w:eastAsia="Noto Serif CJK SC" w:cs="Noto Sans Devanagari"/>
+          <w:sz w:val="24"/>
+          <w:szCs w:val="24"/>
+        </w:rPr>
+      </w:pPr>
+      <w:r>
+        <w:rPr>
+          <w:rStyle w:val="Tekstrdowy"/>
+          <w:rFonts w:ascii="Liberation Serif" w:hAnsi="Liberation Serif"/>
+          <w:sz w:val="20"/>
+          <w:szCs w:val="20"/>
+        </w:rPr>
+        <w:t xml:space="preserve">           ▼</w:t>
+      </w:r>
+    </w:p>
+    <w:p>
+      <w:pPr>
+        <w:pStyle w:val="Tekstwstpniesformatowany"/>
+        <w:spacing w:lineRule="auto" w:line="274" w:before="0" w:after="0"/>
+        <w:rPr>
+          <w:rFonts w:ascii="Liberation Serif" w:hAnsi="Liberation Serif" w:eastAsia="Noto Serif CJK SC" w:cs="Noto Sans Devanagari"/>
+          <w:sz w:val="24"/>
+          <w:szCs w:val="24"/>
+        </w:rPr>
+      </w:pPr>
+      <w:r>
+        <w:rPr>
+          <w:rStyle w:val="Tekstrdowy"/>
+          <w:rFonts w:ascii="Liberation Serif" w:hAnsi="Liberation Serif"/>
+          <w:sz w:val="20"/>
+          <w:szCs w:val="20"/>
+        </w:rPr>
+        <w:t xml:space="preserve">  </w:t>
+      </w:r>
+      <w:r>
+        <w:rPr>
+          <w:rStyle w:val="Tekstrdowy"/>
+          <w:rFonts w:ascii="Google Sans Text;sans-serif" w:hAnsi="Google Sans Text;sans-serif"/>
+          <w:sz w:val="20"/>
+          <w:szCs w:val="20"/>
+        </w:rPr>
+        <w:t>[4. Przesuwanie granic] ───────&gt; (System ratalny kosztu moralnego)</w:t>
+      </w:r>
+    </w:p>
+    <w:p>
+      <w:pPr>
+        <w:pStyle w:val="Tekstwstpniesformatowany"/>
+        <w:spacing w:lineRule="auto" w:line="274" w:before="0" w:after="0"/>
+        <w:rPr>
+          <w:rFonts w:ascii="Liberation Serif" w:hAnsi="Liberation Serif" w:eastAsia="Noto Serif CJK SC" w:cs="Noto Sans Devanagari"/>
+          <w:sz w:val="24"/>
+          <w:szCs w:val="24"/>
+        </w:rPr>
+      </w:pPr>
+      <w:r>
+        <w:rPr>
+          <w:rStyle w:val="Tekstrdowy"/>
+          <w:rFonts w:ascii="Liberation Serif" w:hAnsi="Liberation Serif"/>
+          <w:sz w:val="20"/>
+          <w:szCs w:val="20"/>
+        </w:rPr>
+        <w:t xml:space="preserve">           │</w:t>
+      </w:r>
+    </w:p>
+    <w:p>
+      <w:pPr>
+        <w:pStyle w:val="Tekstwstpniesformatowany"/>
+        <w:spacing w:lineRule="auto" w:line="274" w:before="0" w:after="0"/>
+        <w:rPr>
+          <w:rFonts w:ascii="Liberation Serif" w:hAnsi="Liberation Serif" w:eastAsia="Noto Serif CJK SC" w:cs="Noto Sans Devanagari"/>
+          <w:sz w:val="24"/>
+          <w:szCs w:val="24"/>
+        </w:rPr>
+      </w:pPr>
+      <w:r>
+        <w:rPr>
+          <w:rStyle w:val="Tekstrdowy"/>
+          <w:rFonts w:ascii="Liberation Serif" w:hAnsi="Liberation Serif"/>
+          <w:sz w:val="20"/>
+          <w:szCs w:val="20"/>
+        </w:rPr>
+        <w:t xml:space="preserve">           ▼</w:t>
+      </w:r>
+    </w:p>
+    <w:p>
+      <w:pPr>
+        <w:pStyle w:val="Tekstwstpniesformatowany"/>
+        <w:spacing w:lineRule="auto" w:line="274" w:before="0" w:after="0"/>
+        <w:rPr>
+          <w:rFonts w:ascii="Liberation Serif" w:hAnsi="Liberation Serif" w:eastAsia="Noto Serif CJK SC" w:cs="Noto Sans Devanagari"/>
+          <w:sz w:val="24"/>
+          <w:szCs w:val="24"/>
+        </w:rPr>
+      </w:pPr>
+      <w:r>
+        <w:rPr>
+          <w:rStyle w:val="Tekstrdowy"/>
+          <w:rFonts w:ascii="Liberation Serif" w:hAnsi="Liberation Serif"/>
+          <w:sz w:val="20"/>
+          <w:szCs w:val="20"/>
+        </w:rPr>
+        <w:t xml:space="preserve">  </w:t>
+      </w:r>
+      <w:r>
+        <w:rPr>
+          <w:rStyle w:val="Tekstrdowy"/>
+          <w:rFonts w:ascii="Google Sans Text;sans-serif" w:hAnsi="Google Sans Text;sans-serif"/>
+          <w:sz w:val="20"/>
+          <w:szCs w:val="20"/>
+        </w:rPr>
+        <w:t>[5. Kontakt fizyczny] ─────────&gt; (Podpis pod wcześniej przygotowanym dokumentem)</w:t>
+      </w:r>
+    </w:p>
+    <w:p>
+      <w:pPr>
+        <w:pStyle w:val="BodyText"/>
+        <w:spacing w:lineRule="auto" w:line="274" w:before="0" w:after="140"/>
+        <w:ind w:hanging="0" w:start="0" w:end="0"/>
+        <w:rPr>
+          <w:rFonts w:ascii="Google Sans Text;sans-serif" w:hAnsi="Google Sans Text;sans-serif"/>
+        </w:rPr>
+      </w:pPr>
+      <w:r>
+        <w:rPr>
+          <w:rFonts w:ascii="Google Sans Text;sans-serif" w:hAnsi="Google Sans Text;sans-serif"/>
+        </w:rPr>
+      </w:r>
+    </w:p>
+    <w:p>
+      <w:pPr>
+        <w:pStyle w:val="BodyText"/>
+        <w:spacing w:lineRule="auto" w:line="274" w:before="0" w:after="140"/>
+        <w:ind w:hanging="0" w:start="0" w:end="0"/>
+        <w:rPr>
+          <w:rFonts w:ascii="Google Sans Text;sans-serif" w:hAnsi="Google Sans Text;sans-serif"/>
+        </w:rPr>
+      </w:pPr>
+      <w:r>
+        <w:rPr>
+          <w:rFonts w:ascii="Google Sans Text;sans-serif" w:hAnsi="Google Sans Text;sans-serif"/>
+        </w:rPr>
+        <w:t>Proces ten przebiega w powtarzalnych etapach:</w:t>
+      </w:r>
+    </w:p>
+    <w:p>
+      <w:pPr>
+        <w:pStyle w:val="BodyText"/>
+        <w:numPr>
+          <w:ilvl w:val="0"/>
+          <w:numId w:val="4"/>
+        </w:numPr>
+        <w:pBdr/>
+        <w:tabs>
+          <w:tab w:val="clear" w:pos="709"/>
+          <w:tab w:val="left" w:pos="0" w:leader="none"/>
+        </w:tabs>
+        <w:spacing w:lineRule="auto" w:line="274" w:before="0" w:after="140"/>
+        <w:ind w:hanging="283" w:start="709" w:end="0"/>
+        <w:rPr>
+          <w:rFonts w:ascii="Google Sans Text;sans-serif" w:hAnsi="Google Sans Text;sans-serif"/>
+        </w:rPr>
+      </w:pPr>
+      <w:r>
+        <w:rPr>
+          <w:rFonts w:ascii="Google Sans Text;sans-serif" w:hAnsi="Google Sans Text;sans-serif"/>
+          <w:b/>
+        </w:rPr>
+        <w:t>Szczególna uwaga:</w:t>
+      </w:r>
+      <w:r>
+        <w:rPr>
+          <w:rFonts w:ascii="Google Sans Text;sans-serif" w:hAnsi="Google Sans Text;sans-serif"/>
+        </w:rPr>
+        <w:t xml:space="preserve"> Zapamiętywanie drobiazgów, komplementy dotyczące wyglądu lub zapachu.</w:t>
+      </w:r>
+    </w:p>
+    <w:p>
+      <w:pPr>
+        <w:pStyle w:val="BodyText"/>
+        <w:numPr>
+          <w:ilvl w:val="0"/>
+          <w:numId w:val="4"/>
+        </w:numPr>
+        <w:pBdr/>
+        <w:tabs>
+          <w:tab w:val="clear" w:pos="709"/>
+          <w:tab w:val="left" w:pos="0" w:leader="none"/>
+        </w:tabs>
+        <w:spacing w:lineRule="auto" w:line="274" w:before="0" w:after="140"/>
+        <w:ind w:hanging="283" w:start="709" w:end="0"/>
+        <w:rPr>
+          <w:rFonts w:ascii="Google Sans Text;sans-serif" w:hAnsi="Google Sans Text;sans-serif"/>
+        </w:rPr>
+      </w:pPr>
+      <w:r>
+        <w:rPr>
+          <w:rFonts w:ascii="Google Sans Text;sans-serif" w:hAnsi="Google Sans Text;sans-serif"/>
+          <w:b/>
+        </w:rPr>
+        <w:t>Prywatny kanał:</w:t>
+      </w:r>
+      <w:r>
+        <w:rPr>
+          <w:rFonts w:ascii="Google Sans Text;sans-serif" w:hAnsi="Google Sans Text;sans-serif"/>
+        </w:rPr>
+        <w:t xml:space="preserve"> Przeniesienie rozmów na kanały prywatne, zwierzanie się z problemów w domu, odwracanie ekranu telefonu.</w:t>
+      </w:r>
+    </w:p>
+    <w:p>
+      <w:pPr>
+        <w:pStyle w:val="BodyText"/>
+        <w:numPr>
+          <w:ilvl w:val="0"/>
+          <w:numId w:val="4"/>
+        </w:numPr>
+        <w:pBdr/>
+        <w:tabs>
+          <w:tab w:val="clear" w:pos="709"/>
+          <w:tab w:val="left" w:pos="0" w:leader="none"/>
+        </w:tabs>
+        <w:spacing w:lineRule="auto" w:line="274" w:before="0" w:after="140"/>
+        <w:ind w:hanging="283" w:start="709" w:end="0"/>
+        <w:rPr>
+          <w:rFonts w:ascii="Google Sans Text;sans-serif" w:hAnsi="Google Sans Text;sans-serif"/>
+        </w:rPr>
+      </w:pPr>
+      <w:r>
+        <w:rPr>
+          <w:rFonts w:ascii="Google Sans Text;sans-serif" w:hAnsi="Google Sans Text;sans-serif"/>
+          <w:b/>
+        </w:rPr>
+        <w:t>Porównanie:</w:t>
+      </w:r>
+      <w:r>
+        <w:rPr>
+          <w:rFonts w:ascii="Google Sans Text;sans-serif" w:hAnsi="Google Sans Text;sans-serif"/>
+        </w:rPr>
+        <w:t xml:space="preserve"> Kochanek występuje w zwiastunie (jest zadbany, skupiony), partner — w pełnej wersji filmu (ze zmęczeniem i trudami codzienności).</w:t>
+      </w:r>
+    </w:p>
+    <w:p>
+      <w:pPr>
+        <w:pStyle w:val="BodyText"/>
+        <w:numPr>
+          <w:ilvl w:val="0"/>
+          <w:numId w:val="4"/>
+        </w:numPr>
+        <w:pBdr/>
+        <w:tabs>
+          <w:tab w:val="clear" w:pos="709"/>
+          <w:tab w:val="left" w:pos="0" w:leader="none"/>
+        </w:tabs>
+        <w:spacing w:lineRule="auto" w:line="274" w:before="0" w:after="140"/>
+        <w:ind w:hanging="283" w:start="709" w:end="0"/>
+        <w:rPr>
+          <w:rFonts w:ascii="Google Sans Text;sans-serif" w:hAnsi="Google Sans Text;sans-serif"/>
+        </w:rPr>
+      </w:pPr>
+      <w:r>
+        <w:rPr>
+          <w:rFonts w:ascii="Google Sans Text;sans-serif" w:hAnsi="Google Sans Text;sans-serif"/>
+          <w:b/>
+        </w:rPr>
+        <w:t>Sekret i przesunięcie granic:</w:t>
+      </w:r>
+      <w:r>
+        <w:rPr>
+          <w:rFonts w:ascii="Google Sans Text;sans-serif" w:hAnsi="Google Sans Text;sans-serif"/>
+        </w:rPr>
+        <w:t xml:space="preserve"> Kasowanie wiadomości, zmiana nazw kontaktów. Tu kończy się niewinność — w momencie, gdy ukrywa się informację mogącą wpłynąć na decyzję partnera o trwaniu w związku.</w:t>
+      </w:r>
+    </w:p>
+    <w:p>
+      <w:pPr>
+        <w:pStyle w:val="BodyText"/>
+        <w:numPr>
+          <w:ilvl w:val="0"/>
+          <w:numId w:val="4"/>
+        </w:numPr>
+        <w:pBdr/>
+        <w:tabs>
+          <w:tab w:val="clear" w:pos="709"/>
+          <w:tab w:val="left" w:pos="0" w:leader="none"/>
+        </w:tabs>
+        <w:spacing w:lineRule="auto" w:line="274" w:before="0" w:after="140"/>
+        <w:ind w:hanging="283" w:start="709" w:end="0"/>
+        <w:rPr>
+          <w:rFonts w:ascii="Google Sans Text;sans-serif" w:hAnsi="Google Sans Text;sans-serif"/>
+        </w:rPr>
+      </w:pPr>
+      <w:r>
+        <w:rPr>
+          <w:rFonts w:ascii="Google Sans Text;sans-serif" w:hAnsi="Google Sans Text;sans-serif"/>
+          <w:b/>
+        </w:rPr>
+        <w:t>Kontakt fizyczny i rozrost kłamstwa:</w:t>
+      </w:r>
+      <w:r>
+        <w:rPr>
+          <w:rFonts w:ascii="Google Sans Text;sans-serif" w:hAnsi="Google Sans Text;sans-serif"/>
+        </w:rPr>
+        <w:t xml:space="preserve"> Pocałunek jest jedynie potwierdzeniem tego, co od dawna działo się w wyobraźni. Wymaga stworzenia całego systemu alibi i żyć w dwóch równoległych rzeczywistościach.</w:t>
+      </w:r>
+    </w:p>
+    <w:p>
+      <w:pPr>
+        <w:pStyle w:val="Heading2"/>
+        <w:spacing w:lineRule="auto" w:line="274" w:before="0" w:after="140"/>
+        <w:ind w:hanging="0" w:start="0" w:end="0"/>
+        <w:rPr>
+          <w:rFonts w:ascii="Google Sans;sans-serif" w:hAnsi="Google Sans;sans-serif"/>
+          <w:sz w:val="24"/>
+          <w:szCs w:val="24"/>
+        </w:rPr>
+      </w:pPr>
+      <w:r>
+        <w:rPr>
+          <w:rFonts w:ascii="Google Sans;sans-serif" w:hAnsi="Google Sans;sans-serif"/>
+          <w:sz w:val="24"/>
+          <w:szCs w:val="24"/>
+        </w:rPr>
+        <w:t>Mit „tylko kolegi” i przyjaźń damsko-męska</w:t>
+      </w:r>
+    </w:p>
+    <w:p>
+      <w:pPr>
+        <w:pStyle w:val="BodyText"/>
+        <w:spacing w:lineRule="auto" w:line="274" w:before="0" w:after="140"/>
+        <w:ind w:hanging="0" w:start="0" w:end="0"/>
+        <w:rPr>
+          <w:rFonts w:ascii="Google Sans Text;sans-serif" w:hAnsi="Google Sans Text;sans-serif"/>
+        </w:rPr>
+      </w:pPr>
+      <w:r>
+        <w:rPr>
+          <w:rFonts w:ascii="Google Sans Text;sans-serif" w:hAnsi="Google Sans Text;sans-serif"/>
+        </w:rPr>
+        <w:t>Czy przyjaźń damsko-męska jest możliwa? Tak, kiedy rządzi nią rozum. Jednak twierdzenie, że jest ona zawsze neutralna seksualnie, jest naiwnością. Warto rozróżnić trzy pojęcia, które często bywają ze sobą mylone:</w:t>
+      </w:r>
+    </w:p>
+    <w:p>
+      <w:pPr>
+        <w:pStyle w:val="BodyText"/>
+        <w:numPr>
+          <w:ilvl w:val="0"/>
+          <w:numId w:val="5"/>
+        </w:numPr>
+        <w:pBdr/>
+        <w:tabs>
+          <w:tab w:val="clear" w:pos="709"/>
+          <w:tab w:val="left" w:pos="0" w:leader="none"/>
+        </w:tabs>
+        <w:spacing w:lineRule="auto" w:line="274" w:before="0" w:after="140"/>
+        <w:ind w:hanging="283" w:start="709" w:end="0"/>
+        <w:rPr>
+          <w:rFonts w:ascii="Google Sans Text;sans-serif" w:hAnsi="Google Sans Text;sans-serif"/>
+        </w:rPr>
+      </w:pPr>
+      <w:r>
+        <w:rPr>
+          <w:rFonts w:ascii="Google Sans Text;sans-serif" w:hAnsi="Google Sans Text;sans-serif"/>
+          <w:b/>
+        </w:rPr>
+        <w:t>Sympatia:</w:t>
+      </w:r>
+      <w:r>
+        <w:rPr>
+          <w:rFonts w:ascii="Google Sans Text;sans-serif" w:hAnsi="Google Sans Text;sans-serif"/>
+        </w:rPr>
+        <w:t xml:space="preserve"> „Lubię cię i dobrze się z tobą rozmawiam”.</w:t>
+      </w:r>
+    </w:p>
+    <w:p>
+      <w:pPr>
+        <w:pStyle w:val="BodyText"/>
+        <w:numPr>
+          <w:ilvl w:val="0"/>
+          <w:numId w:val="5"/>
+        </w:numPr>
+        <w:pBdr/>
+        <w:tabs>
+          <w:tab w:val="clear" w:pos="709"/>
+          <w:tab w:val="left" w:pos="0" w:leader="none"/>
+        </w:tabs>
+        <w:spacing w:lineRule="auto" w:line="274" w:before="0" w:after="140"/>
+        <w:ind w:hanging="283" w:start="709" w:end="0"/>
+        <w:rPr>
+          <w:rFonts w:ascii="Google Sans Text;sans-serif" w:hAnsi="Google Sans Text;sans-serif"/>
+        </w:rPr>
+      </w:pPr>
+      <w:r>
+        <w:rPr>
+          <w:rFonts w:ascii="Google Sans Text;sans-serif" w:hAnsi="Google Sans Text;sans-serif"/>
+          <w:b/>
+        </w:rPr>
+        <w:t>Bliskość:</w:t>
+      </w:r>
+      <w:r>
+        <w:rPr>
+          <w:rFonts w:ascii="Google Sans Text;sans-serif" w:hAnsi="Google Sans Text;sans-serif"/>
+        </w:rPr>
+        <w:t xml:space="preserve"> „Ufam ci, szukam u ciebie wsparcia i dzielę z tobą emocje”.</w:t>
+      </w:r>
+    </w:p>
+    <w:p>
+      <w:pPr>
+        <w:pStyle w:val="BodyText"/>
+        <w:numPr>
+          <w:ilvl w:val="0"/>
+          <w:numId w:val="5"/>
+        </w:numPr>
+        <w:pBdr/>
+        <w:tabs>
+          <w:tab w:val="clear" w:pos="709"/>
+          <w:tab w:val="left" w:pos="0" w:leader="none"/>
+        </w:tabs>
+        <w:spacing w:lineRule="auto" w:line="274" w:before="0" w:after="140"/>
+        <w:ind w:hanging="283" w:start="709" w:end="0"/>
+        <w:rPr>
+          <w:rFonts w:ascii="Google Sans Text;sans-serif" w:hAnsi="Google Sans Text;sans-serif"/>
+        </w:rPr>
+      </w:pPr>
+      <w:r>
+        <w:rPr>
+          <w:rFonts w:ascii="Google Sans Text;sans-serif" w:hAnsi="Google Sans Text;sans-serif"/>
+          <w:b/>
+        </w:rPr>
+        <w:t>Pociąg romantyczny/seksualny:</w:t>
+      </w:r>
+      <w:r>
+        <w:rPr>
+          <w:rFonts w:ascii="Google Sans Text;sans-serif" w:hAnsi="Google Sans Text;sans-serif"/>
+        </w:rPr>
+        <w:t xml:space="preserve"> „Pragnę cię, chcę być kimś więcej i jestem zazdrosny”.</w:t>
+      </w:r>
+    </w:p>
+    <w:p>
+      <w:pPr>
+        <w:pStyle w:val="BodyText"/>
+        <w:spacing w:lineRule="auto" w:line="274" w:before="0" w:after="140"/>
+        <w:ind w:hanging="0" w:start="0" w:end="0"/>
+        <w:rPr>
+          <w:rFonts w:ascii="Google Sans Text;sans-serif" w:hAnsi="Google Sans Text;sans-serif"/>
+        </w:rPr>
+      </w:pPr>
+      <w:r>
+        <w:rPr>
+          <w:rFonts w:ascii="Google Sans Text;sans-serif" w:hAnsi="Google Sans Text;sans-serif"/>
+        </w:rPr>
+        <w:t xml:space="preserve">Sympatia i bliskość nie muszą prowadzić do pożądania, ale tworzą dla niego podatny grunt. Zgodnie z psychologicznym </w:t>
+      </w:r>
+      <w:r>
+        <w:rPr>
+          <w:rFonts w:ascii="Google Sans Text;sans-serif" w:hAnsi="Google Sans Text;sans-serif"/>
+          <w:b/>
+        </w:rPr>
+        <w:t>efektem samej ekspozycji</w:t>
+      </w:r>
+      <w:r>
+        <w:rPr>
+          <w:rFonts w:ascii="Google Sans Text;sans-serif" w:hAnsi="Google Sans Text;sans-serif"/>
+        </w:rPr>
+        <w:t xml:space="preserve"> (Reis i wsp.), powtarzający się kontakt zwiększa znajomość, komfort i atrakcyjność interpersonalną. W pracy napięcie wywołane stresem czy wspólnym sukcesem bywa błędnie odczytywane jako szczególna „chemia”.</w:t>
+      </w:r>
+    </w:p>
+    <w:p>
+      <w:pPr>
+        <w:pStyle w:val="BodyText"/>
+        <w:spacing w:lineRule="auto" w:line="274" w:before="0" w:after="140"/>
+        <w:ind w:hanging="0" w:start="0" w:end="0"/>
+        <w:rPr>
+          <w:rFonts w:ascii="Google Sans Text;sans-serif" w:hAnsi="Google Sans Text;sans-serif"/>
+        </w:rPr>
+      </w:pPr>
+      <w:r>
+        <w:rPr>
+          <w:rFonts w:ascii="Google Sans Text;sans-serif" w:hAnsi="Google Sans Text;sans-serif"/>
+        </w:rPr>
+        <w:t xml:space="preserve">Dodatkowo pojawia się </w:t>
+      </w:r>
+      <w:r>
+        <w:rPr>
+          <w:rFonts w:ascii="Google Sans Text;sans-serif" w:hAnsi="Google Sans Text;sans-serif"/>
+          <w:b/>
+        </w:rPr>
+        <w:t>asymetria percepcji</w:t>
+      </w:r>
+      <w:r>
+        <w:rPr>
+          <w:rFonts w:ascii="Google Sans Text;sans-serif" w:hAnsi="Google Sans Text;sans-serif"/>
+        </w:rPr>
+        <w:t xml:space="preserve"> (Bleske-Rechek i wsp.; Szymków i wsp.): mężczyźni przeciętnie częściej postrzegają relację z przyjaciółką w kategoriach możliwości romantycznych lub seksualnych i mają skłonność do przeceniania jej zainteresowania. Kobieta może więc uczciwie myśleć: „To tylko kolega”, podczas gdy on czeka na kryzys w jej związku.</w:t>
+      </w:r>
+    </w:p>
+    <w:p>
+      <w:pPr>
+        <w:pStyle w:val="Heading3"/>
+        <w:spacing w:lineRule="auto" w:line="274" w:before="0" w:after="140"/>
+        <w:ind w:hanging="0" w:start="0" w:end="0"/>
+        <w:rPr>
+          <w:rFonts w:ascii="Google Sans;sans-serif" w:hAnsi="Google Sans;sans-serif"/>
+          <w:sz w:val="24"/>
+          <w:szCs w:val="24"/>
+        </w:rPr>
+      </w:pPr>
+      <w:r>
+        <w:rPr>
+          <w:rFonts w:ascii="Google Sans;sans-serif" w:hAnsi="Google Sans;sans-serif"/>
+          <w:sz w:val="24"/>
+          <w:szCs w:val="24"/>
+        </w:rPr>
+        <w:t>Cztery znaczenia frazy „To tylko kolega”:</w:t>
+      </w:r>
+    </w:p>
+    <w:p>
+      <w:pPr>
+        <w:pStyle w:val="BodyText"/>
+        <w:numPr>
+          <w:ilvl w:val="0"/>
+          <w:numId w:val="6"/>
+        </w:numPr>
+        <w:pBdr/>
+        <w:tabs>
+          <w:tab w:val="clear" w:pos="709"/>
+          <w:tab w:val="left" w:pos="0" w:leader="none"/>
+        </w:tabs>
+        <w:spacing w:lineRule="auto" w:line="274" w:before="0" w:after="140"/>
+        <w:ind w:hanging="283" w:start="709" w:end="0"/>
+        <w:rPr>
+          <w:rFonts w:ascii="Google Sans Text;sans-serif" w:hAnsi="Google Sans Text;sans-serif"/>
+        </w:rPr>
+      </w:pPr>
+      <w:r>
+        <w:rPr>
+          <w:rFonts w:ascii="Google Sans Text;sans-serif" w:hAnsi="Google Sans Text;sans-serif"/>
+          <w:b/>
+        </w:rPr>
+        <w:t>Relacja w pełni platoniczna:</w:t>
+      </w:r>
+      <w:r>
+        <w:rPr>
+          <w:rFonts w:ascii="Google Sans Text;sans-serif" w:hAnsi="Google Sans Text;sans-serif"/>
+        </w:rPr>
+        <w:t xml:space="preserve"> Transparentna, wolna od sekretów i flirtu.</w:t>
+      </w:r>
+    </w:p>
+    <w:p>
+      <w:pPr>
+        <w:pStyle w:val="BodyText"/>
+        <w:numPr>
+          <w:ilvl w:val="0"/>
+          <w:numId w:val="6"/>
+        </w:numPr>
+        <w:pBdr/>
+        <w:tabs>
+          <w:tab w:val="clear" w:pos="709"/>
+          <w:tab w:val="left" w:pos="0" w:leader="none"/>
+        </w:tabs>
+        <w:spacing w:lineRule="auto" w:line="274" w:before="0" w:after="140"/>
+        <w:ind w:hanging="283" w:start="709" w:end="0"/>
+        <w:rPr>
+          <w:rFonts w:ascii="Google Sans Text;sans-serif" w:hAnsi="Google Sans Text;sans-serif"/>
+        </w:rPr>
+      </w:pPr>
+      <w:r>
+        <w:rPr>
+          <w:rFonts w:ascii="Google Sans Text;sans-serif" w:hAnsi="Google Sans Text;sans-serif"/>
+          <w:b/>
+        </w:rPr>
+        <w:t>Nieświadomość intencji drugiej strony:</w:t>
+      </w:r>
+      <w:r>
+        <w:rPr>
+          <w:rFonts w:ascii="Google Sans Text;sans-serif" w:hAnsi="Google Sans Text;sans-serif"/>
+        </w:rPr>
+        <w:t xml:space="preserve"> Kobieta nie dostrzega lub ignoruje pożądanie mężczyzny.</w:t>
+      </w:r>
+    </w:p>
+    <w:p>
+      <w:pPr>
+        <w:pStyle w:val="BodyText"/>
+        <w:numPr>
+          <w:ilvl w:val="0"/>
+          <w:numId w:val="6"/>
+        </w:numPr>
+        <w:pBdr/>
+        <w:tabs>
+          <w:tab w:val="clear" w:pos="709"/>
+          <w:tab w:val="left" w:pos="0" w:leader="none"/>
+        </w:tabs>
+        <w:spacing w:lineRule="auto" w:line="274" w:before="0" w:after="140"/>
+        <w:ind w:hanging="283" w:start="709" w:end="0"/>
+        <w:rPr>
+          <w:rFonts w:ascii="Google Sans Text;sans-serif" w:hAnsi="Google Sans Text;sans-serif"/>
+        </w:rPr>
+      </w:pPr>
+      <w:r>
+        <w:rPr>
+          <w:rFonts w:ascii="Google Sans Text;sans-serif" w:hAnsi="Google Sans Text;sans-serif"/>
+          <w:b/>
+        </w:rPr>
+        <w:t>Wygodna definicja:</w:t>
+      </w:r>
+      <w:r>
+        <w:rPr>
+          <w:rFonts w:ascii="Google Sans Text;sans-serif" w:hAnsi="Google Sans Text;sans-serif"/>
+        </w:rPr>
+        <w:t xml:space="preserve"> „Jeszcze się z nim nie przespałam, więc jestem czysta”.</w:t>
+      </w:r>
+    </w:p>
+    <w:p>
+      <w:pPr>
+        <w:pStyle w:val="BodyText"/>
+        <w:numPr>
+          <w:ilvl w:val="0"/>
+          <w:numId w:val="6"/>
+        </w:numPr>
+        <w:pBdr/>
+        <w:tabs>
+          <w:tab w:val="clear" w:pos="709"/>
+          <w:tab w:val="left" w:pos="0" w:leader="none"/>
+        </w:tabs>
+        <w:spacing w:lineRule="auto" w:line="274" w:before="0" w:after="140"/>
+        <w:ind w:hanging="283" w:start="709" w:end="0"/>
+        <w:rPr>
+          <w:rFonts w:ascii="Google Sans Text;sans-serif" w:hAnsi="Google Sans Text;sans-serif"/>
+        </w:rPr>
+      </w:pPr>
+      <w:r>
+        <w:rPr>
+          <w:rFonts w:ascii="Google Sans Text;sans-serif" w:hAnsi="Google Sans Text;sans-serif"/>
+          <w:b/>
+        </w:rPr>
+        <w:t>Obrona korzyści:</w:t>
+      </w:r>
+      <w:r>
+        <w:rPr>
+          <w:rFonts w:ascii="Google Sans Text;sans-serif" w:hAnsi="Google Sans Text;sans-serif"/>
+        </w:rPr>
+        <w:t xml:space="preserve"> Chęć zachowania uwagi, komplementów i emocjonalnego pobudzenia bez podejmowania ryzyka.</w:t>
+      </w:r>
+    </w:p>
+    <w:p>
+      <w:pPr>
+        <w:pStyle w:val="BodyText"/>
+        <w:spacing w:lineRule="auto" w:line="274" w:before="0" w:after="140"/>
+        <w:ind w:hanging="0" w:start="0" w:end="0"/>
+        <w:rPr>
+          <w:rFonts w:ascii="Google Sans Text;sans-serif" w:hAnsi="Google Sans Text;sans-serif"/>
+        </w:rPr>
+      </w:pPr>
+      <w:r>
+        <w:rPr>
+          <w:rFonts w:ascii="Google Sans Text;sans-serif" w:hAnsi="Google Sans Text;sans-serif"/>
+        </w:rPr>
+        <w:t xml:space="preserve">Podobny mechanizm występuje w przypadku utrzymywania </w:t>
+      </w:r>
+      <w:r>
+        <w:rPr>
+          <w:rFonts w:ascii="Google Sans Text;sans-serif" w:hAnsi="Google Sans Text;sans-serif"/>
+          <w:b/>
+        </w:rPr>
+        <w:t>kontaktu z byłym partnerem</w:t>
+      </w:r>
+      <w:r>
+        <w:rPr>
+          <w:rFonts w:ascii="Google Sans Text;sans-serif" w:hAnsi="Google Sans Text;sans-serif"/>
+        </w:rPr>
+        <w:t>. Badania wskazują cztery motywy takich relacji: bezpieczeństwo, względy praktyczne, uprzejmość oraz nierozwiązane pragnienia romantyczne (Griffith i wsp.). Około 40% studentów w nowych związkach utrzymuje kontakt z byłymi (Rodriguez i wsp.). Jeśli były partner staje się emocjonalnym „kołem zapasowym”, trzymanie jednej nogi w dawnych drzwiach uniemożliwia pełne zaangażowanie w nową relację.</w:t>
+      </w:r>
+    </w:p>
+    <w:p>
+      <w:pPr>
+        <w:pStyle w:val="Heading2"/>
+        <w:spacing w:lineRule="auto" w:line="274" w:before="0" w:after="140"/>
+        <w:ind w:hanging="0" w:start="0" w:end="0"/>
+        <w:rPr>
+          <w:rFonts w:ascii="Google Sans;sans-serif" w:hAnsi="Google Sans;sans-serif"/>
+          <w:sz w:val="24"/>
+          <w:szCs w:val="24"/>
+        </w:rPr>
+      </w:pPr>
+      <w:r>
+        <w:rPr>
+          <w:rFonts w:ascii="Google Sans;sans-serif" w:hAnsi="Google Sans;sans-serif"/>
+          <w:sz w:val="24"/>
+          <w:szCs w:val="24"/>
+        </w:rPr>
+        <w:t>Od powiernika do przeciwnika: Przeniesienie intymności</w:t>
+      </w:r>
+    </w:p>
+    <w:p>
+      <w:pPr>
+        <w:pStyle w:val="BodyText"/>
+        <w:spacing w:lineRule="auto" w:line="274" w:before="0" w:after="140"/>
+        <w:ind w:hanging="0" w:start="0" w:end="0"/>
+        <w:rPr>
+          <w:rFonts w:ascii="Google Sans Text;sans-serif" w:hAnsi="Google Sans Text;sans-serif"/>
+        </w:rPr>
+      </w:pPr>
+      <w:r>
+        <w:rPr>
+          <w:rFonts w:ascii="Google Sans Text;sans-serif" w:hAnsi="Google Sans Text;sans-serif"/>
+        </w:rPr>
+        <w:t>Intymność rośnie tam, gdzie płynie uwaga. Jeżeli kobieta zaspokaja potrzebę bliskości z kolegą, wraca do domu z emocjami już nasyconymi. Partner otrzymuje logistykę, obowiązki i zmęczenie; kolega dostaje uśmiech, ciekawość i najatrakcyjniejszą wersję jej osobowości.</w:t>
+      </w:r>
+    </w:p>
+    <w:p>
+      <w:pPr>
+        <w:pStyle w:val="BodyText"/>
+        <w:spacing w:lineRule="auto" w:line="274" w:before="0" w:after="140"/>
+        <w:ind w:hanging="0" w:start="0" w:end="0"/>
+        <w:rPr>
+          <w:rFonts w:ascii="Google Sans Text;sans-serif" w:hAnsi="Google Sans Text;sans-serif"/>
+        </w:rPr>
+      </w:pPr>
+      <w:r>
+        <w:rPr>
+          <w:rFonts w:ascii="Google Sans Text;sans-serif" w:hAnsi="Google Sans Text;sans-serif"/>
+        </w:rPr>
+        <w:t>Najbardziej niebezpieczny moment następuje wtedy, gdy problemy z własnego związku zaczynają być omawiane z osobą będącą potencjalnym obiektem zainteresowania. Tworzy się wówczas samonapędzająca się pętla dystansu:</w:t>
+      </w:r>
+    </w:p>
+    <w:p>
+      <w:pPr>
+        <w:pStyle w:val="BodyText"/>
+        <w:spacing w:lineRule="auto" w:line="274" w:before="0" w:after="140"/>
+        <w:ind w:hanging="0" w:start="0" w:end="0"/>
+        <w:rPr>
+          <w:rFonts w:ascii="Google Sans Text;sans-serif" w:hAnsi="Google Sans Text;sans-serif"/>
+        </w:rPr>
+      </w:pPr>
+      <w:r>
+        <w:rPr>
+          <w:rFonts w:ascii="Google Sans Text;sans-serif" w:hAnsi="Google Sans Text;sans-serif"/>
+        </w:rPr>
+      </w:r>
+    </w:p>
+    <w:p>
+      <w:pPr>
+        <w:pStyle w:val="Tekstwstpniesformatowany"/>
+        <w:spacing w:lineRule="auto" w:line="274" w:before="0" w:after="0"/>
+        <w:ind w:hanging="0" w:start="0" w:end="0"/>
+        <w:rPr>
+          <w:rFonts w:ascii="Liberation Serif" w:hAnsi="Liberation Serif" w:eastAsia="Noto Serif CJK SC" w:cs="Noto Sans Devanagari"/>
+          <w:sz w:val="24"/>
+          <w:szCs w:val="24"/>
+        </w:rPr>
+      </w:pPr>
+      <w:r>
+        <w:rPr>
+          <w:rStyle w:val="Tekstrdowy"/>
+          <w:rFonts w:ascii="Google Sans Text;sans-serif" w:hAnsi="Google Sans Text;sans-serif"/>
+          <w:sz w:val="24"/>
+          <w:szCs w:val="24"/>
+        </w:rPr>
+        <w:t>[Problemy w związku] ──&gt; [Zwierzenia koledze] ──&gt; [Poczucie zrozumienia]</w:t>
+      </w:r>
+    </w:p>
+    <w:p>
+      <w:pPr>
+        <w:pStyle w:val="Tekstwstpniesformatowany"/>
+        <w:spacing w:lineRule="auto" w:line="274" w:before="0" w:after="0"/>
+        <w:rPr>
+          <w:rFonts w:ascii="Liberation Serif" w:hAnsi="Liberation Serif" w:eastAsia="Noto Serif CJK SC" w:cs="Noto Sans Devanagari"/>
+          <w:sz w:val="24"/>
+          <w:szCs w:val="24"/>
+        </w:rPr>
+      </w:pPr>
+      <w:r>
+        <w:rPr>
+          <w:rStyle w:val="Tekstrdowy"/>
+          <w:rFonts w:ascii="Liberation Serif" w:hAnsi="Liberation Serif"/>
+          <w:sz w:val="24"/>
+          <w:szCs w:val="24"/>
+        </w:rPr>
+        <w:t xml:space="preserve">        ▲                                                │</w:t>
+      </w:r>
+    </w:p>
+    <w:p>
+      <w:pPr>
+        <w:pStyle w:val="Tekstwstpniesformatowany"/>
+        <w:spacing w:lineRule="auto" w:line="274" w:before="0" w:after="0"/>
+        <w:rPr>
+          <w:rFonts w:ascii="Liberation Serif" w:hAnsi="Liberation Serif" w:eastAsia="Noto Serif CJK SC" w:cs="Noto Sans Devanagari"/>
+          <w:sz w:val="24"/>
+          <w:szCs w:val="24"/>
+        </w:rPr>
+      </w:pPr>
+      <w:r>
+        <w:rPr>
+          <w:rStyle w:val="Tekstrdowy"/>
+          <w:rFonts w:ascii="Liberation Serif" w:hAnsi="Liberation Serif"/>
+          <w:sz w:val="24"/>
+          <w:szCs w:val="24"/>
+        </w:rPr>
+        <w:t xml:space="preserve">        │                                                ▼</w:t>
+      </w:r>
+    </w:p>
+    <w:p>
+      <w:pPr>
+        <w:pStyle w:val="Tekstwstpniesformatowany"/>
+        <w:spacing w:lineRule="auto" w:line="274" w:before="0" w:after="0"/>
+        <w:rPr>
+          <w:rFonts w:ascii="Liberation Serif" w:hAnsi="Liberation Serif" w:eastAsia="Noto Serif CJK SC" w:cs="Noto Sans Devanagari"/>
+          <w:sz w:val="24"/>
+          <w:szCs w:val="24"/>
+        </w:rPr>
+      </w:pPr>
+      <w:r>
+        <w:rPr>
+          <w:rStyle w:val="Tekstrdowy"/>
+          <w:rFonts w:ascii="Liberation Serif" w:hAnsi="Liberation Serif"/>
+          <w:sz w:val="24"/>
+          <w:szCs w:val="24"/>
+        </w:rPr>
+        <w:t xml:space="preserve"> </w:t>
+      </w:r>
+      <w:r>
+        <w:rPr>
+          <w:rStyle w:val="Tekstrdowy"/>
+          <w:rFonts w:ascii="Google Sans Text;sans-serif" w:hAnsi="Google Sans Text;sans-serif"/>
+          <w:sz w:val="24"/>
+          <w:szCs w:val="24"/>
+        </w:rPr>
+        <w:t>[Dystans do partnera] &lt;── [Porównywanie mężczyzn] &lt;── [Rosnąca bliskość]</w:t>
+      </w:r>
+    </w:p>
+    <w:p>
+      <w:pPr>
+        <w:pStyle w:val="BodyText"/>
+        <w:spacing w:lineRule="auto" w:line="274" w:before="0" w:after="140"/>
+        <w:ind w:hanging="0" w:start="0" w:end="0"/>
+        <w:rPr>
+          <w:rFonts w:ascii="Google Sans Text;sans-serif" w:hAnsi="Google Sans Text;sans-serif"/>
+        </w:rPr>
+      </w:pPr>
+      <w:r>
+        <w:rPr>
+          <w:rFonts w:ascii="Google Sans Text;sans-serif" w:hAnsi="Google Sans Text;sans-serif"/>
+        </w:rPr>
+      </w:r>
+    </w:p>
+    <w:p>
+      <w:pPr>
+        <w:pStyle w:val="BodyText"/>
+        <w:spacing w:lineRule="auto" w:line="274" w:before="0" w:after="140"/>
+        <w:ind w:hanging="0" w:start="0" w:end="0"/>
+        <w:rPr>
+          <w:rFonts w:ascii="Google Sans Text;sans-serif" w:hAnsi="Google Sans Text;sans-serif"/>
+        </w:rPr>
+      </w:pPr>
+      <w:r>
+        <w:rPr>
+          <w:rFonts w:ascii="Google Sans Text;sans-serif" w:hAnsi="Google Sans Text;sans-serif"/>
+        </w:rPr>
+        <w:t>Kolega oferuje zdania w stylu: „</w:t>
+      </w:r>
+      <w:r>
+        <w:rPr>
+          <w:rFonts w:ascii="Google Sans Text;sans-serif" w:hAnsi="Google Sans Text;sans-serif"/>
+          <w:i/>
+        </w:rPr>
+        <w:t>Ja bym cię tak nie traktował”</w:t>
+      </w:r>
+      <w:r>
+        <w:rPr>
+          <w:rFonts w:ascii="Google Sans Text;sans-serif" w:hAnsi="Google Sans Text;sans-serif"/>
+        </w:rPr>
+        <w:t>. Wygrywa ten wyścig z łatwością, ponieważ biegnie bez obciążenia — nie musi negocjować budżetu, wstawać do dzieci ani znosić gorszych dni. Oficjalny partner staje się przeciwnikiem, a jego próby wyznaczenia granic są kwalifikowane jako „zazdrość” i „kontrola”. Wtedy dochodzi do absurdu: strona przekraczająca granice jest gotowa zaryzykować stały związek w imię obrony relacji z „tylko kolegą”, pokazując rzeczywistą hierarchię priorytetów.</w:t>
+      </w:r>
+    </w:p>
+    <w:p>
+      <w:pPr>
+        <w:pStyle w:val="Heading2"/>
+        <w:spacing w:lineRule="auto" w:line="274" w:before="0" w:after="140"/>
+        <w:ind w:hanging="0" w:start="0" w:end="0"/>
+        <w:rPr>
+          <w:rFonts w:ascii="Google Sans;sans-serif" w:hAnsi="Google Sans;sans-serif"/>
+          <w:sz w:val="24"/>
+          <w:szCs w:val="24"/>
+        </w:rPr>
+      </w:pPr>
+      <w:r>
+        <w:rPr>
+          <w:rFonts w:ascii="Google Sans;sans-serif" w:hAnsi="Google Sans;sans-serif"/>
+          <w:sz w:val="24"/>
+          <w:szCs w:val="24"/>
+        </w:rPr>
+        <w:t>Wybór i odpowiedzialność</w:t>
+      </w:r>
+    </w:p>
+    <w:p>
+      <w:pPr>
+        <w:pStyle w:val="BodyText"/>
+        <w:spacing w:lineRule="auto" w:line="274" w:before="0" w:after="140"/>
+        <w:ind w:hanging="0" w:start="0" w:end="0"/>
+        <w:rPr>
+          <w:rFonts w:ascii="Google Sans Text;sans-serif" w:hAnsi="Google Sans Text;sans-serif"/>
+        </w:rPr>
+      </w:pPr>
+      <w:r>
+        <w:rPr>
+          <w:rFonts w:ascii="Google Sans Text;sans-serif" w:hAnsi="Google Sans Text;sans-serif"/>
+        </w:rPr>
+        <w:t>Zdanie „nie chciałem/am nikogo skrzywdzić” wypowiadane po wykryciu zdrady jest nieszczere. Jeżeli ktoś przez tygodnie kasuje wiadomości, wymyśla alibi i patrzy partnerowi w oczy, kłamie właśnie dlatego, że doskonale wie, jak wielką krzywdę wyrządza. Nie dba o uniknięcie zranienia drugiej osoby — dba o uniknięcie konsekwencji.</w:t>
+      </w:r>
+    </w:p>
+    <w:p>
+      <w:pPr>
+        <w:pStyle w:val="BodyText"/>
+        <w:spacing w:lineRule="auto" w:line="274" w:before="0" w:after="140"/>
+        <w:ind w:hanging="0" w:start="0" w:end="0"/>
+        <w:rPr>
+          <w:rFonts w:ascii="Google Sans Text;sans-serif" w:hAnsi="Google Sans Text;sans-serif"/>
+        </w:rPr>
+      </w:pPr>
+      <w:r>
+        <w:rPr>
+          <w:rFonts w:ascii="Google Sans Text;sans-serif" w:hAnsi="Google Sans Text;sans-serif"/>
+        </w:rPr>
+        <w:t>Zdrada niszczy teraźniejszość i zanieczyszcza przeszłość. Zdradzony partner zaczyna analizować minione lata klatka po klatce, tracąc zaufanie do własnych wspomnień i oceny rzeczywistości.</w:t>
+      </w:r>
+    </w:p>
+    <w:p>
+      <w:pPr>
+        <w:pStyle w:val="BodyText"/>
+        <w:spacing w:lineRule="auto" w:line="274" w:before="0" w:after="140"/>
+        <w:ind w:hanging="0" w:start="0" w:end="0"/>
+        <w:rPr>
+          <w:rFonts w:ascii="Google Sans Text;sans-serif" w:hAnsi="Google Sans Text;sans-serif"/>
+        </w:rPr>
+      </w:pPr>
+      <w:bookmarkStart w:id="11" w:name="p-rc_0cc32492a4e1c430-56"/>
+      <w:bookmarkEnd w:id="11"/>
+      <w:r>
+        <w:rPr>
+          <w:rFonts w:ascii="Google Sans Text;sans-serif" w:hAnsi="Google Sans Text;sans-serif"/>
+        </w:rPr>
+        <w:t xml:space="preserve">Wierność nie polega na braku pokus czy niewrażliwości na cudzą atrakcyjność. Granica przebiega między uczuciem a działaniem, między niekontrolowaną iskrą a przynoszeniem drewna do ognia. Zdrada nie zaczyna się wtedy, gdy ubrania spadają na podłogę. Zaczyna się w chwili, w której rodzi się sekret mający odebrać partnerowi prawo do świadomej decyzji o własnym życiu. Seks jest już tylko podpisem pod wcześniej przygotowanym dokumentem. </w:t>
+      </w:r>
+    </w:p>
+    <w:p>
+      <w:pPr>
+        <w:pStyle w:val="BodyText"/>
+        <w:spacing w:lineRule="auto" w:line="274" w:before="0" w:after="140"/>
+        <w:ind w:hanging="0" w:start="0" w:end="0"/>
+        <w:rPr>
+          <w:rFonts w:ascii="Google Sans Text;sans-serif" w:hAnsi="Google Sans Text;sans-serif"/>
+        </w:rPr>
+      </w:pPr>
+      <w:bookmarkStart w:id="12" w:name="p-rc_0cc32492a4e1c430-57"/>
+      <w:bookmarkEnd w:id="12"/>
+      <w:r>
+        <w:rPr>
+          <w:rFonts w:ascii="Google Sans Text;sans-serif" w:hAnsi="Google Sans Text;sans-serif"/>
+        </w:rPr>
+        <w:t xml:space="preserve">Ludzie potrafią miesiącami korzystać z czyjejś miłości, stabilizacji i bezpieczeństwa, jednocześnie budując sobie wyjście awaryjne. Potem nazywają to zagubieniem, chemią albo odnalezieniem siebie. W rzeczywistości jest to po prostu zdrada — świadoma, rozłożona na raty decyzja, za którą sprawca bardzo chciałby nie ponieść odpowiedzialności. </w:t>
+      </w:r>
+    </w:p>
+    <w:p>
+      <w:pPr>
+        <w:sectPr>
+          <w:type w:val="continuous"/>
+          <w:pgSz w:w="11906" w:h="16838"/>
+          <w:pgMar w:left="1134" w:right="1134" w:gutter="0" w:header="0" w:top="1134" w:footer="0" w:bottom="1134"/>
+          <w:formProt w:val="false"/>
+          <w:textDirection w:val="lrTb"/>
+          <w:docGrid w:type="default" w:linePitch="100" w:charSpace="0"/>
+        </w:sectPr>
+      </w:pPr>
+    </w:p>
+    <w:p>
+      <w:pPr>
+        <w:pStyle w:val="Normal"/>
+        <w:bidi w:val="0"/>
+        <w:jc w:val="start"/>
+        <w:rPr/>
+      </w:pPr>
+      <w:r>
+        <w:rPr/>
+      </w:r>
+    </w:p>
+    <w:p>
+      <w:pPr>
+        <w:pStyle w:val="Normal"/>
+        <w:bidi w:val="0"/>
+        <w:jc w:val="start"/>
+        <w:rPr/>
+      </w:pPr>
+      <w:r>
+        <w:rPr/>
+      </w:r>
+    </w:p>
+    <w:p>
+      <w:pPr>
+        <w:pStyle w:val="Normal"/>
+        <w:bidi w:val="0"/>
+        <w:jc w:val="start"/>
+        <w:rPr/>
+      </w:pPr>
+      <w:r>
+        <w:rPr/>
+      </w:r>
+      <w:r>
+        <w:br w:type="page"/>
+      </w:r>
+    </w:p>
     <w:p>
       <w:pPr>
         <w:pStyle w:val="Normal"/>
@@ -415,6 +2374,7 @@
       <w:pPr>
         <w:pStyle w:val="Normal"/>
         <w:bidi w:val="0"/>
+        <w:spacing w:before="0" w:after="0"/>
         <w:jc w:val="start"/>
         <w:rPr/>
       </w:pPr>
@@ -1902,6 +3862,7 @@
       <w:pPr>
         <w:pStyle w:val="Normal"/>
         <w:bidi w:val="0"/>
+        <w:spacing w:before="0" w:after="0"/>
         <w:jc w:val="start"/>
         <w:rPr/>
       </w:pPr>
@@ -2631,121 +4592,121 @@
     </w:p>
     <w:p>
       <w:pPr>
-        <w:pStyle w:val="Tekstwstpniesformatowany"/>
-        <w:bidi w:val="0"/>
-        <w:jc w:val="start"/>
-        <w:rPr/>
-      </w:pPr>
-      <w:r>
-        <w:rPr>
-          <w:rStyle w:val="Tekstrdowy"/>
+        <w:pStyle w:val="Tekstwstpniesformatowanyuser"/>
+        <w:bidi w:val="0"/>
+        <w:jc w:val="start"/>
+        <w:rPr/>
+      </w:pPr>
+      <w:r>
+        <w:rPr>
+          <w:rStyle w:val="Tekstrdowyuser"/>
         </w:rPr>
         <w:t>flowchart TD</w:t>
       </w:r>
     </w:p>
     <w:p>
       <w:pPr>
-        <w:pStyle w:val="Tekstwstpniesformatowany"/>
-        <w:bidi w:val="0"/>
-        <w:jc w:val="start"/>
-        <w:rPr/>
-      </w:pPr>
-      <w:r>
-        <w:rPr>
-          <w:rStyle w:val="Tekstrdowy"/>
+        <w:pStyle w:val="Tekstwstpniesformatowanyuser"/>
+        <w:bidi w:val="0"/>
+        <w:jc w:val="start"/>
+        <w:rPr/>
+      </w:pPr>
+      <w:r>
+        <w:rPr>
+          <w:rStyle w:val="Tekstrdowyuser"/>
         </w:rPr>
         <w:t xml:space="preserve">    </w:t>
       </w:r>
       <w:r>
         <w:rPr>
-          <w:rStyle w:val="Tekstrdowy"/>
+          <w:rStyle w:val="Tekstrdowyuser"/>
         </w:rPr>
         <w:t>A["Problemy w związku"] --&gt; B["Zwierzenia koledze"]</w:t>
       </w:r>
     </w:p>
     <w:p>
       <w:pPr>
-        <w:pStyle w:val="Tekstwstpniesformatowany"/>
-        <w:bidi w:val="0"/>
-        <w:jc w:val="start"/>
-        <w:rPr/>
-      </w:pPr>
-      <w:r>
-        <w:rPr>
-          <w:rStyle w:val="Tekstrdowy"/>
+        <w:pStyle w:val="Tekstwstpniesformatowanyuser"/>
+        <w:bidi w:val="0"/>
+        <w:jc w:val="start"/>
+        <w:rPr/>
+      </w:pPr>
+      <w:r>
+        <w:rPr>
+          <w:rStyle w:val="Tekstrdowyuser"/>
         </w:rPr>
         <w:t xml:space="preserve">    </w:t>
       </w:r>
       <w:r>
         <w:rPr>
-          <w:rStyle w:val="Tekstrdowy"/>
+          <w:rStyle w:val="Tekstrdowyuser"/>
         </w:rPr>
         <w:t>B --&gt; C["Ulga i poczucie zrozumienia"]</w:t>
       </w:r>
     </w:p>
     <w:p>
       <w:pPr>
-        <w:pStyle w:val="Tekstwstpniesformatowany"/>
-        <w:bidi w:val="0"/>
-        <w:jc w:val="start"/>
-        <w:rPr/>
-      </w:pPr>
-      <w:r>
-        <w:rPr>
-          <w:rStyle w:val="Tekstrdowy"/>
+        <w:pStyle w:val="Tekstwstpniesformatowanyuser"/>
+        <w:bidi w:val="0"/>
+        <w:jc w:val="start"/>
+        <w:rPr/>
+      </w:pPr>
+      <w:r>
+        <w:rPr>
+          <w:rStyle w:val="Tekstrdowyuser"/>
         </w:rPr>
         <w:t xml:space="preserve">    </w:t>
       </w:r>
       <w:r>
         <w:rPr>
-          <w:rStyle w:val="Tekstrdowy"/>
+          <w:rStyle w:val="Tekstrdowyuser"/>
         </w:rPr>
         <w:t>C --&gt; D["Rosnąca bliskość z kolegą"]</w:t>
       </w:r>
     </w:p>
     <w:p>
       <w:pPr>
-        <w:pStyle w:val="Tekstwstpniesformatowany"/>
-        <w:bidi w:val="0"/>
-        <w:jc w:val="start"/>
-        <w:rPr/>
-      </w:pPr>
-      <w:r>
-        <w:rPr>
-          <w:rStyle w:val="Tekstrdowy"/>
+        <w:pStyle w:val="Tekstwstpniesformatowanyuser"/>
+        <w:bidi w:val="0"/>
+        <w:jc w:val="start"/>
+        <w:rPr/>
+      </w:pPr>
+      <w:r>
+        <w:rPr>
+          <w:rStyle w:val="Tekstrdowyuser"/>
         </w:rPr>
         <w:t xml:space="preserve">    </w:t>
       </w:r>
       <w:r>
         <w:rPr>
-          <w:rStyle w:val="Tekstrdowy"/>
+          <w:rStyle w:val="Tekstrdowyuser"/>
         </w:rPr>
         <w:t>D --&gt; E["Porównywanie mężczyzn"]</w:t>
       </w:r>
     </w:p>
     <w:p>
       <w:pPr>
-        <w:pStyle w:val="Tekstwstpniesformatowany"/>
-        <w:bidi w:val="0"/>
-        <w:jc w:val="start"/>
-        <w:rPr/>
-      </w:pPr>
-      <w:r>
-        <w:rPr>
-          <w:rStyle w:val="Tekstrdowy"/>
+        <w:pStyle w:val="Tekstwstpniesformatowanyuser"/>
+        <w:bidi w:val="0"/>
+        <w:jc w:val="start"/>
+        <w:rPr/>
+      </w:pPr>
+      <w:r>
+        <w:rPr>
+          <w:rStyle w:val="Tekstrdowyuser"/>
         </w:rPr>
         <w:t xml:space="preserve">    </w:t>
       </w:r>
       <w:r>
         <w:rPr>
-          <w:rStyle w:val="Tekstrdowy"/>
+          <w:rStyle w:val="Tekstrdowyuser"/>
         </w:rPr>
         <w:t>E --&gt; F["Dystans wobec partnera"]</w:t>
       </w:r>
     </w:p>
     <w:p>
       <w:pPr>
-        <w:pStyle w:val="Tekstwstpniesformatowany"/>
+        <w:pStyle w:val="Tekstwstpniesformatowanyuser"/>
         <w:bidi w:val="0"/>
         <w:spacing w:before="0" w:after="283"/>
         <w:jc w:val="start"/>
@@ -2753,25 +4714,25 @@
       </w:pPr>
       <w:r>
         <w:rPr>
-          <w:rStyle w:val="Tekstrdowy"/>
+          <w:rStyle w:val="Tekstrdowyuser"/>
         </w:rPr>
         <w:t xml:space="preserve">    </w:t>
       </w:r>
       <w:r>
         <w:rPr>
-          <w:rStyle w:val="Tekstrdowy"/>
+          <w:rStyle w:val="Tekstrdowyuser"/>
         </w:rPr>
         <w:t>F --&gt; A</w:t>
       </w:r>
     </w:p>
     <w:p>
       <w:pPr>
-        <w:pStyle w:val="Tekstwstpniesformatowany"/>
+        <w:pStyle w:val="Tekstwstpniesformatowanyuser"/>
         <w:bidi w:val="0"/>
         <w:spacing w:before="0" w:after="283"/>
         <w:jc w:val="start"/>
         <w:rPr>
-          <w:rStyle w:val="Tekstrdowy"/>
+          <w:rStyle w:val="Tekstrdowyuser"/>
         </w:rPr>
       </w:pPr>
       <w:r>
@@ -3432,6 +5393,7 @@
       <w:pPr>
         <w:pStyle w:val="Normal"/>
         <w:bidi w:val="0"/>
+        <w:spacing w:before="0" w:after="0"/>
         <w:jc w:val="start"/>
         <w:rPr/>
       </w:pPr>
@@ -4221,15 +6183,789 @@
       </w:r>
     </w:p>
     <w:sectPr>
-      <w:type w:val="nextPage"/>
+      <w:type w:val="continuous"/>
       <w:pgSz w:w="11906" w:h="16838"/>
       <w:pgMar w:left="1134" w:right="1134" w:gutter="0" w:header="0" w:top="1134" w:footer="0" w:bottom="1134"/>
       <w:pgNumType w:fmt="decimal"/>
       <w:formProt w:val="false"/>
       <w:textDirection w:val="lrTb"/>
+      <w:docGrid w:type="default" w:linePitch="100" w:charSpace="0"/>
     </w:sectPr>
   </w:body>
 </w:document>
+</file>
+
+<file path=word/numbering.xml><?xml version="1.0" encoding="utf-8"?>
+<w:numbering xmlns:w="http://schemas.openxmlformats.org/wordprocessingml/2006/main" xmlns:o="urn:schemas-microsoft-com:office:office" xmlns:r="http://schemas.openxmlformats.org/officeDocument/2006/relationships" xmlns:v="urn:schemas-microsoft-com:vml" xmlns:mc="http://schemas.openxmlformats.org/markup-compatibility/2006" xmlns:w14="http://schemas.microsoft.com/office/word/2010/wordml" mc:Ignorable="w14">
+  <w:abstractNum w:abstractNumId="1">
+    <w:lvl w:ilvl="0">
+      <w:start w:val="1"/>
+      <w:numFmt w:val="none"/>
+      <w:suff w:val="nothing"/>
+      <w:lvlText w:val=""/>
+      <w:lvlJc w:val="start"/>
+      <w:pPr>
+        <w:tabs>
+          <w:tab w:val="num" w:pos="0"/>
+        </w:tabs>
+        <w:ind w:start="0" w:hanging="0"/>
+      </w:pPr>
+    </w:lvl>
+    <w:lvl w:ilvl="1">
+      <w:start w:val="1"/>
+      <w:numFmt w:val="none"/>
+      <w:suff w:val="nothing"/>
+      <w:lvlText w:val=""/>
+      <w:lvlJc w:val="start"/>
+      <w:pPr>
+        <w:tabs>
+          <w:tab w:val="num" w:pos="0"/>
+        </w:tabs>
+        <w:ind w:start="0" w:hanging="0"/>
+      </w:pPr>
+    </w:lvl>
+    <w:lvl w:ilvl="2">
+      <w:start w:val="1"/>
+      <w:numFmt w:val="none"/>
+      <w:suff w:val="nothing"/>
+      <w:lvlText w:val=""/>
+      <w:lvlJc w:val="start"/>
+      <w:pPr>
+        <w:tabs>
+          <w:tab w:val="num" w:pos="0"/>
+        </w:tabs>
+        <w:ind w:start="0" w:hanging="0"/>
+      </w:pPr>
+    </w:lvl>
+    <w:lvl w:ilvl="3">
+      <w:start w:val="1"/>
+      <w:numFmt w:val="none"/>
+      <w:suff w:val="nothing"/>
+      <w:lvlText w:val=""/>
+      <w:lvlJc w:val="start"/>
+      <w:pPr>
+        <w:tabs>
+          <w:tab w:val="num" w:pos="0"/>
+        </w:tabs>
+        <w:ind w:start="0" w:hanging="0"/>
+      </w:pPr>
+    </w:lvl>
+    <w:lvl w:ilvl="4">
+      <w:start w:val="1"/>
+      <w:numFmt w:val="none"/>
+      <w:suff w:val="nothing"/>
+      <w:lvlText w:val=""/>
+      <w:lvlJc w:val="start"/>
+      <w:pPr>
+        <w:tabs>
+          <w:tab w:val="num" w:pos="0"/>
+        </w:tabs>
+        <w:ind w:start="0" w:hanging="0"/>
+      </w:pPr>
+    </w:lvl>
+    <w:lvl w:ilvl="5">
+      <w:start w:val="1"/>
+      <w:numFmt w:val="none"/>
+      <w:suff w:val="nothing"/>
+      <w:lvlText w:val=""/>
+      <w:lvlJc w:val="start"/>
+      <w:pPr>
+        <w:tabs>
+          <w:tab w:val="num" w:pos="0"/>
+        </w:tabs>
+        <w:ind w:start="0" w:hanging="0"/>
+      </w:pPr>
+    </w:lvl>
+    <w:lvl w:ilvl="6">
+      <w:start w:val="1"/>
+      <w:numFmt w:val="none"/>
+      <w:suff w:val="nothing"/>
+      <w:lvlText w:val=""/>
+      <w:lvlJc w:val="start"/>
+      <w:pPr>
+        <w:tabs>
+          <w:tab w:val="num" w:pos="0"/>
+        </w:tabs>
+        <w:ind w:start="0" w:hanging="0"/>
+      </w:pPr>
+    </w:lvl>
+    <w:lvl w:ilvl="7">
+      <w:start w:val="1"/>
+      <w:numFmt w:val="none"/>
+      <w:suff w:val="nothing"/>
+      <w:lvlText w:val=""/>
+      <w:lvlJc w:val="start"/>
+      <w:pPr>
+        <w:tabs>
+          <w:tab w:val="num" w:pos="0"/>
+        </w:tabs>
+        <w:ind w:start="0" w:hanging="0"/>
+      </w:pPr>
+    </w:lvl>
+    <w:lvl w:ilvl="8">
+      <w:start w:val="1"/>
+      <w:numFmt w:val="none"/>
+      <w:suff w:val="nothing"/>
+      <w:lvlText w:val=""/>
+      <w:lvlJc w:val="start"/>
+      <w:pPr>
+        <w:tabs>
+          <w:tab w:val="num" w:pos="0"/>
+        </w:tabs>
+        <w:ind w:start="0" w:hanging="0"/>
+      </w:pPr>
+    </w:lvl>
+  </w:abstractNum>
+  <w:abstractNum w:abstractNumId="2">
+    <w:lvl w:ilvl="0">
+      <w:start w:val="1"/>
+      <w:numFmt w:val="decimal"/>
+      <w:lvlText w:val="%1."/>
+      <w:lvlJc w:val="start"/>
+      <w:pPr>
+        <w:tabs>
+          <w:tab w:val="num" w:pos="709"/>
+        </w:tabs>
+        <w:ind w:start="709" w:hanging="283"/>
+      </w:pPr>
+      <w:rPr/>
+    </w:lvl>
+    <w:lvl w:ilvl="1">
+      <w:start w:val="1"/>
+      <w:numFmt w:val="decimal"/>
+      <w:lvlText w:val="%2."/>
+      <w:lvlJc w:val="start"/>
+      <w:pPr>
+        <w:tabs>
+          <w:tab w:val="num" w:pos="1418"/>
+        </w:tabs>
+        <w:ind w:start="1418" w:hanging="283"/>
+      </w:pPr>
+      <w:rPr/>
+    </w:lvl>
+    <w:lvl w:ilvl="2">
+      <w:start w:val="1"/>
+      <w:numFmt w:val="decimal"/>
+      <w:lvlText w:val="%3."/>
+      <w:lvlJc w:val="start"/>
+      <w:pPr>
+        <w:tabs>
+          <w:tab w:val="num" w:pos="2127"/>
+        </w:tabs>
+        <w:ind w:start="2127" w:hanging="283"/>
+      </w:pPr>
+      <w:rPr/>
+    </w:lvl>
+    <w:lvl w:ilvl="3">
+      <w:start w:val="1"/>
+      <w:numFmt w:val="decimal"/>
+      <w:lvlText w:val="%4."/>
+      <w:lvlJc w:val="start"/>
+      <w:pPr>
+        <w:tabs>
+          <w:tab w:val="num" w:pos="2836"/>
+        </w:tabs>
+        <w:ind w:start="2836" w:hanging="283"/>
+      </w:pPr>
+      <w:rPr/>
+    </w:lvl>
+    <w:lvl w:ilvl="4">
+      <w:start w:val="1"/>
+      <w:numFmt w:val="decimal"/>
+      <w:lvlText w:val="%5."/>
+      <w:lvlJc w:val="start"/>
+      <w:pPr>
+        <w:tabs>
+          <w:tab w:val="num" w:pos="3545"/>
+        </w:tabs>
+        <w:ind w:start="3545" w:hanging="283"/>
+      </w:pPr>
+      <w:rPr/>
+    </w:lvl>
+    <w:lvl w:ilvl="5">
+      <w:start w:val="1"/>
+      <w:numFmt w:val="decimal"/>
+      <w:lvlText w:val="%6."/>
+      <w:lvlJc w:val="start"/>
+      <w:pPr>
+        <w:tabs>
+          <w:tab w:val="num" w:pos="4254"/>
+        </w:tabs>
+        <w:ind w:start="4254" w:hanging="283"/>
+      </w:pPr>
+      <w:rPr/>
+    </w:lvl>
+    <w:lvl w:ilvl="6">
+      <w:start w:val="1"/>
+      <w:numFmt w:val="decimal"/>
+      <w:lvlText w:val="%7."/>
+      <w:lvlJc w:val="start"/>
+      <w:pPr>
+        <w:tabs>
+          <w:tab w:val="num" w:pos="4963"/>
+        </w:tabs>
+        <w:ind w:start="4963" w:hanging="283"/>
+      </w:pPr>
+      <w:rPr/>
+    </w:lvl>
+    <w:lvl w:ilvl="7">
+      <w:start w:val="1"/>
+      <w:numFmt w:val="decimal"/>
+      <w:lvlText w:val="%8."/>
+      <w:lvlJc w:val="start"/>
+      <w:pPr>
+        <w:tabs>
+          <w:tab w:val="num" w:pos="5672"/>
+        </w:tabs>
+        <w:ind w:start="5672" w:hanging="283"/>
+      </w:pPr>
+      <w:rPr/>
+    </w:lvl>
+    <w:lvl w:ilvl="8">
+      <w:start w:val="1"/>
+      <w:numFmt w:val="decimal"/>
+      <w:lvlText w:val="%9."/>
+      <w:lvlJc w:val="start"/>
+      <w:pPr>
+        <w:tabs>
+          <w:tab w:val="num" w:pos="6381"/>
+        </w:tabs>
+        <w:ind w:start="6381" w:hanging="283"/>
+      </w:pPr>
+      <w:rPr/>
+    </w:lvl>
+  </w:abstractNum>
+  <w:abstractNum w:abstractNumId="3">
+    <w:lvl w:ilvl="0">
+      <w:start w:val="1"/>
+      <w:numFmt w:val="bullet"/>
+      <w:lvlText w:val=""/>
+      <w:lvlJc w:val="start"/>
+      <w:pPr>
+        <w:tabs>
+          <w:tab w:val="num" w:pos="709"/>
+        </w:tabs>
+        <w:ind w:start="709" w:hanging="283"/>
+      </w:pPr>
+      <w:rPr>
+        <w:rFonts w:ascii="Symbol" w:hAnsi="Symbol" w:cs="Symbol" w:hint="default"/>
+      </w:rPr>
+    </w:lvl>
+    <w:lvl w:ilvl="1">
+      <w:start w:val="1"/>
+      <w:numFmt w:val="bullet"/>
+      <w:lvlText w:val=""/>
+      <w:lvlJc w:val="start"/>
+      <w:pPr>
+        <w:tabs>
+          <w:tab w:val="num" w:pos="1418"/>
+        </w:tabs>
+        <w:ind w:start="1418" w:hanging="283"/>
+      </w:pPr>
+      <w:rPr>
+        <w:rFonts w:ascii="Symbol" w:hAnsi="Symbol" w:cs="Symbol" w:hint="default"/>
+      </w:rPr>
+    </w:lvl>
+    <w:lvl w:ilvl="2">
+      <w:start w:val="1"/>
+      <w:numFmt w:val="bullet"/>
+      <w:lvlText w:val=""/>
+      <w:lvlJc w:val="start"/>
+      <w:pPr>
+        <w:tabs>
+          <w:tab w:val="num" w:pos="2127"/>
+        </w:tabs>
+        <w:ind w:start="2127" w:hanging="283"/>
+      </w:pPr>
+      <w:rPr>
+        <w:rFonts w:ascii="Symbol" w:hAnsi="Symbol" w:cs="Symbol" w:hint="default"/>
+      </w:rPr>
+    </w:lvl>
+    <w:lvl w:ilvl="3">
+      <w:start w:val="1"/>
+      <w:numFmt w:val="bullet"/>
+      <w:lvlText w:val=""/>
+      <w:lvlJc w:val="start"/>
+      <w:pPr>
+        <w:tabs>
+          <w:tab w:val="num" w:pos="2836"/>
+        </w:tabs>
+        <w:ind w:start="2836" w:hanging="283"/>
+      </w:pPr>
+      <w:rPr>
+        <w:rFonts w:ascii="Symbol" w:hAnsi="Symbol" w:cs="Symbol" w:hint="default"/>
+      </w:rPr>
+    </w:lvl>
+    <w:lvl w:ilvl="4">
+      <w:start w:val="1"/>
+      <w:numFmt w:val="bullet"/>
+      <w:lvlText w:val=""/>
+      <w:lvlJc w:val="start"/>
+      <w:pPr>
+        <w:tabs>
+          <w:tab w:val="num" w:pos="3545"/>
+        </w:tabs>
+        <w:ind w:start="3545" w:hanging="283"/>
+      </w:pPr>
+      <w:rPr>
+        <w:rFonts w:ascii="Symbol" w:hAnsi="Symbol" w:cs="Symbol" w:hint="default"/>
+      </w:rPr>
+    </w:lvl>
+    <w:lvl w:ilvl="5">
+      <w:start w:val="1"/>
+      <w:numFmt w:val="bullet"/>
+      <w:lvlText w:val=""/>
+      <w:lvlJc w:val="start"/>
+      <w:pPr>
+        <w:tabs>
+          <w:tab w:val="num" w:pos="4254"/>
+        </w:tabs>
+        <w:ind w:start="4254" w:hanging="283"/>
+      </w:pPr>
+      <w:rPr>
+        <w:rFonts w:ascii="Symbol" w:hAnsi="Symbol" w:cs="Symbol" w:hint="default"/>
+      </w:rPr>
+    </w:lvl>
+    <w:lvl w:ilvl="6">
+      <w:start w:val="1"/>
+      <w:numFmt w:val="bullet"/>
+      <w:lvlText w:val=""/>
+      <w:lvlJc w:val="start"/>
+      <w:pPr>
+        <w:tabs>
+          <w:tab w:val="num" w:pos="4963"/>
+        </w:tabs>
+        <w:ind w:start="4963" w:hanging="283"/>
+      </w:pPr>
+      <w:rPr>
+        <w:rFonts w:ascii="Symbol" w:hAnsi="Symbol" w:cs="Symbol" w:hint="default"/>
+      </w:rPr>
+    </w:lvl>
+    <w:lvl w:ilvl="7">
+      <w:start w:val="1"/>
+      <w:numFmt w:val="bullet"/>
+      <w:lvlText w:val=""/>
+      <w:lvlJc w:val="start"/>
+      <w:pPr>
+        <w:tabs>
+          <w:tab w:val="num" w:pos="5672"/>
+        </w:tabs>
+        <w:ind w:start="5672" w:hanging="283"/>
+      </w:pPr>
+      <w:rPr>
+        <w:rFonts w:ascii="Symbol" w:hAnsi="Symbol" w:cs="Symbol" w:hint="default"/>
+      </w:rPr>
+    </w:lvl>
+    <w:lvl w:ilvl="8">
+      <w:start w:val="1"/>
+      <w:numFmt w:val="bullet"/>
+      <w:lvlText w:val=""/>
+      <w:lvlJc w:val="start"/>
+      <w:pPr>
+        <w:tabs>
+          <w:tab w:val="num" w:pos="6381"/>
+        </w:tabs>
+        <w:ind w:start="6381" w:hanging="283"/>
+      </w:pPr>
+      <w:rPr>
+        <w:rFonts w:ascii="Symbol" w:hAnsi="Symbol" w:cs="Symbol" w:hint="default"/>
+      </w:rPr>
+    </w:lvl>
+  </w:abstractNum>
+  <w:abstractNum w:abstractNumId="4">
+    <w:lvl w:ilvl="0">
+      <w:start w:val="1"/>
+      <w:numFmt w:val="decimal"/>
+      <w:lvlText w:val="%1."/>
+      <w:lvlJc w:val="start"/>
+      <w:pPr>
+        <w:tabs>
+          <w:tab w:val="num" w:pos="709"/>
+        </w:tabs>
+        <w:ind w:start="709" w:hanging="283"/>
+      </w:pPr>
+      <w:rPr/>
+    </w:lvl>
+    <w:lvl w:ilvl="1">
+      <w:start w:val="1"/>
+      <w:numFmt w:val="decimal"/>
+      <w:lvlText w:val="%2."/>
+      <w:lvlJc w:val="start"/>
+      <w:pPr>
+        <w:tabs>
+          <w:tab w:val="num" w:pos="1418"/>
+        </w:tabs>
+        <w:ind w:start="1418" w:hanging="283"/>
+      </w:pPr>
+      <w:rPr/>
+    </w:lvl>
+    <w:lvl w:ilvl="2">
+      <w:start w:val="1"/>
+      <w:numFmt w:val="decimal"/>
+      <w:lvlText w:val="%3."/>
+      <w:lvlJc w:val="start"/>
+      <w:pPr>
+        <w:tabs>
+          <w:tab w:val="num" w:pos="2127"/>
+        </w:tabs>
+        <w:ind w:start="2127" w:hanging="283"/>
+      </w:pPr>
+      <w:rPr/>
+    </w:lvl>
+    <w:lvl w:ilvl="3">
+      <w:start w:val="1"/>
+      <w:numFmt w:val="decimal"/>
+      <w:lvlText w:val="%4."/>
+      <w:lvlJc w:val="start"/>
+      <w:pPr>
+        <w:tabs>
+          <w:tab w:val="num" w:pos="2836"/>
+        </w:tabs>
+        <w:ind w:start="2836" w:hanging="283"/>
+      </w:pPr>
+      <w:rPr/>
+    </w:lvl>
+    <w:lvl w:ilvl="4">
+      <w:start w:val="1"/>
+      <w:numFmt w:val="decimal"/>
+      <w:lvlText w:val="%5."/>
+      <w:lvlJc w:val="start"/>
+      <w:pPr>
+        <w:tabs>
+          <w:tab w:val="num" w:pos="3545"/>
+        </w:tabs>
+        <w:ind w:start="3545" w:hanging="283"/>
+      </w:pPr>
+      <w:rPr/>
+    </w:lvl>
+    <w:lvl w:ilvl="5">
+      <w:start w:val="1"/>
+      <w:numFmt w:val="decimal"/>
+      <w:lvlText w:val="%6."/>
+      <w:lvlJc w:val="start"/>
+      <w:pPr>
+        <w:tabs>
+          <w:tab w:val="num" w:pos="4254"/>
+        </w:tabs>
+        <w:ind w:start="4254" w:hanging="283"/>
+      </w:pPr>
+      <w:rPr/>
+    </w:lvl>
+    <w:lvl w:ilvl="6">
+      <w:start w:val="1"/>
+      <w:numFmt w:val="decimal"/>
+      <w:lvlText w:val="%7."/>
+      <w:lvlJc w:val="start"/>
+      <w:pPr>
+        <w:tabs>
+          <w:tab w:val="num" w:pos="4963"/>
+        </w:tabs>
+        <w:ind w:start="4963" w:hanging="283"/>
+      </w:pPr>
+      <w:rPr/>
+    </w:lvl>
+    <w:lvl w:ilvl="7">
+      <w:start w:val="1"/>
+      <w:numFmt w:val="decimal"/>
+      <w:lvlText w:val="%8."/>
+      <w:lvlJc w:val="start"/>
+      <w:pPr>
+        <w:tabs>
+          <w:tab w:val="num" w:pos="5672"/>
+        </w:tabs>
+        <w:ind w:start="5672" w:hanging="283"/>
+      </w:pPr>
+      <w:rPr/>
+    </w:lvl>
+    <w:lvl w:ilvl="8">
+      <w:start w:val="1"/>
+      <w:numFmt w:val="decimal"/>
+      <w:lvlText w:val="%9."/>
+      <w:lvlJc w:val="start"/>
+      <w:pPr>
+        <w:tabs>
+          <w:tab w:val="num" w:pos="6381"/>
+        </w:tabs>
+        <w:ind w:start="6381" w:hanging="283"/>
+      </w:pPr>
+      <w:rPr/>
+    </w:lvl>
+  </w:abstractNum>
+  <w:abstractNum w:abstractNumId="5">
+    <w:lvl w:ilvl="0">
+      <w:start w:val="1"/>
+      <w:numFmt w:val="bullet"/>
+      <w:lvlText w:val=""/>
+      <w:lvlJc w:val="start"/>
+      <w:pPr>
+        <w:tabs>
+          <w:tab w:val="num" w:pos="709"/>
+        </w:tabs>
+        <w:ind w:start="709" w:hanging="283"/>
+      </w:pPr>
+      <w:rPr>
+        <w:rFonts w:ascii="Symbol" w:hAnsi="Symbol" w:cs="Symbol" w:hint="default"/>
+      </w:rPr>
+    </w:lvl>
+    <w:lvl w:ilvl="1">
+      <w:start w:val="1"/>
+      <w:numFmt w:val="bullet"/>
+      <w:lvlText w:val=""/>
+      <w:lvlJc w:val="start"/>
+      <w:pPr>
+        <w:tabs>
+          <w:tab w:val="num" w:pos="1418"/>
+        </w:tabs>
+        <w:ind w:start="1418" w:hanging="283"/>
+      </w:pPr>
+      <w:rPr>
+        <w:rFonts w:ascii="Symbol" w:hAnsi="Symbol" w:cs="Symbol" w:hint="default"/>
+      </w:rPr>
+    </w:lvl>
+    <w:lvl w:ilvl="2">
+      <w:start w:val="1"/>
+      <w:numFmt w:val="bullet"/>
+      <w:lvlText w:val=""/>
+      <w:lvlJc w:val="start"/>
+      <w:pPr>
+        <w:tabs>
+          <w:tab w:val="num" w:pos="2127"/>
+        </w:tabs>
+        <w:ind w:start="2127" w:hanging="283"/>
+      </w:pPr>
+      <w:rPr>
+        <w:rFonts w:ascii="Symbol" w:hAnsi="Symbol" w:cs="Symbol" w:hint="default"/>
+      </w:rPr>
+    </w:lvl>
+    <w:lvl w:ilvl="3">
+      <w:start w:val="1"/>
+      <w:numFmt w:val="bullet"/>
+      <w:lvlText w:val=""/>
+      <w:lvlJc w:val="start"/>
+      <w:pPr>
+        <w:tabs>
+          <w:tab w:val="num" w:pos="2836"/>
+        </w:tabs>
+        <w:ind w:start="2836" w:hanging="283"/>
+      </w:pPr>
+      <w:rPr>
+        <w:rFonts w:ascii="Symbol" w:hAnsi="Symbol" w:cs="Symbol" w:hint="default"/>
+      </w:rPr>
+    </w:lvl>
+    <w:lvl w:ilvl="4">
+      <w:start w:val="1"/>
+      <w:numFmt w:val="bullet"/>
+      <w:lvlText w:val=""/>
+      <w:lvlJc w:val="start"/>
+      <w:pPr>
+        <w:tabs>
+          <w:tab w:val="num" w:pos="3545"/>
+        </w:tabs>
+        <w:ind w:start="3545" w:hanging="283"/>
+      </w:pPr>
+      <w:rPr>
+        <w:rFonts w:ascii="Symbol" w:hAnsi="Symbol" w:cs="Symbol" w:hint="default"/>
+      </w:rPr>
+    </w:lvl>
+    <w:lvl w:ilvl="5">
+      <w:start w:val="1"/>
+      <w:numFmt w:val="bullet"/>
+      <w:lvlText w:val=""/>
+      <w:lvlJc w:val="start"/>
+      <w:pPr>
+        <w:tabs>
+          <w:tab w:val="num" w:pos="4254"/>
+        </w:tabs>
+        <w:ind w:start="4254" w:hanging="283"/>
+      </w:pPr>
+      <w:rPr>
+        <w:rFonts w:ascii="Symbol" w:hAnsi="Symbol" w:cs="Symbol" w:hint="default"/>
+      </w:rPr>
+    </w:lvl>
+    <w:lvl w:ilvl="6">
+      <w:start w:val="1"/>
+      <w:numFmt w:val="bullet"/>
+      <w:lvlText w:val=""/>
+      <w:lvlJc w:val="start"/>
+      <w:pPr>
+        <w:tabs>
+          <w:tab w:val="num" w:pos="4963"/>
+        </w:tabs>
+        <w:ind w:start="4963" w:hanging="283"/>
+      </w:pPr>
+      <w:rPr>
+        <w:rFonts w:ascii="Symbol" w:hAnsi="Symbol" w:cs="Symbol" w:hint="default"/>
+      </w:rPr>
+    </w:lvl>
+    <w:lvl w:ilvl="7">
+      <w:start w:val="1"/>
+      <w:numFmt w:val="bullet"/>
+      <w:lvlText w:val=""/>
+      <w:lvlJc w:val="start"/>
+      <w:pPr>
+        <w:tabs>
+          <w:tab w:val="num" w:pos="5672"/>
+        </w:tabs>
+        <w:ind w:start="5672" w:hanging="283"/>
+      </w:pPr>
+      <w:rPr>
+        <w:rFonts w:ascii="Symbol" w:hAnsi="Symbol" w:cs="Symbol" w:hint="default"/>
+      </w:rPr>
+    </w:lvl>
+    <w:lvl w:ilvl="8">
+      <w:start w:val="1"/>
+      <w:numFmt w:val="bullet"/>
+      <w:lvlText w:val=""/>
+      <w:lvlJc w:val="start"/>
+      <w:pPr>
+        <w:tabs>
+          <w:tab w:val="num" w:pos="6381"/>
+        </w:tabs>
+        <w:ind w:start="6381" w:hanging="283"/>
+      </w:pPr>
+      <w:rPr>
+        <w:rFonts w:ascii="Symbol" w:hAnsi="Symbol" w:cs="Symbol" w:hint="default"/>
+      </w:rPr>
+    </w:lvl>
+  </w:abstractNum>
+  <w:abstractNum w:abstractNumId="6">
+    <w:lvl w:ilvl="0">
+      <w:start w:val="1"/>
+      <w:numFmt w:val="decimal"/>
+      <w:lvlText w:val="%1."/>
+      <w:lvlJc w:val="start"/>
+      <w:pPr>
+        <w:tabs>
+          <w:tab w:val="num" w:pos="709"/>
+        </w:tabs>
+        <w:ind w:start="709" w:hanging="283"/>
+      </w:pPr>
+      <w:rPr/>
+    </w:lvl>
+    <w:lvl w:ilvl="1">
+      <w:start w:val="1"/>
+      <w:numFmt w:val="decimal"/>
+      <w:lvlText w:val="%2."/>
+      <w:lvlJc w:val="start"/>
+      <w:pPr>
+        <w:tabs>
+          <w:tab w:val="num" w:pos="1418"/>
+        </w:tabs>
+        <w:ind w:start="1418" w:hanging="283"/>
+      </w:pPr>
+      <w:rPr/>
+    </w:lvl>
+    <w:lvl w:ilvl="2">
+      <w:start w:val="1"/>
+      <w:numFmt w:val="decimal"/>
+      <w:lvlText w:val="%3."/>
+      <w:lvlJc w:val="start"/>
+      <w:pPr>
+        <w:tabs>
+          <w:tab w:val="num" w:pos="2127"/>
+        </w:tabs>
+        <w:ind w:start="2127" w:hanging="283"/>
+      </w:pPr>
+      <w:rPr/>
+    </w:lvl>
+    <w:lvl w:ilvl="3">
+      <w:start w:val="1"/>
+      <w:numFmt w:val="decimal"/>
+      <w:lvlText w:val="%4."/>
+      <w:lvlJc w:val="start"/>
+      <w:pPr>
+        <w:tabs>
+          <w:tab w:val="num" w:pos="2836"/>
+        </w:tabs>
+        <w:ind w:start="2836" w:hanging="283"/>
+      </w:pPr>
+      <w:rPr/>
+    </w:lvl>
+    <w:lvl w:ilvl="4">
+      <w:start w:val="1"/>
+      <w:numFmt w:val="decimal"/>
+      <w:lvlText w:val="%5."/>
+      <w:lvlJc w:val="start"/>
+      <w:pPr>
+        <w:tabs>
+          <w:tab w:val="num" w:pos="3545"/>
+        </w:tabs>
+        <w:ind w:start="3545" w:hanging="283"/>
+      </w:pPr>
+      <w:rPr/>
+    </w:lvl>
+    <w:lvl w:ilvl="5">
+      <w:start w:val="1"/>
+      <w:numFmt w:val="decimal"/>
+      <w:lvlText w:val="%6."/>
+      <w:lvlJc w:val="start"/>
+      <w:pPr>
+        <w:tabs>
+          <w:tab w:val="num" w:pos="4254"/>
+        </w:tabs>
+        <w:ind w:start="4254" w:hanging="283"/>
+      </w:pPr>
+      <w:rPr/>
+    </w:lvl>
+    <w:lvl w:ilvl="6">
+      <w:start w:val="1"/>
+      <w:numFmt w:val="decimal"/>
+      <w:lvlText w:val="%7."/>
+      <w:lvlJc w:val="start"/>
+      <w:pPr>
+        <w:tabs>
+          <w:tab w:val="num" w:pos="4963"/>
+        </w:tabs>
+        <w:ind w:start="4963" w:hanging="283"/>
+      </w:pPr>
+      <w:rPr/>
+    </w:lvl>
+    <w:lvl w:ilvl="7">
+      <w:start w:val="1"/>
+      <w:numFmt w:val="decimal"/>
+      <w:lvlText w:val="%8."/>
+      <w:lvlJc w:val="start"/>
+      <w:pPr>
+        <w:tabs>
+          <w:tab w:val="num" w:pos="5672"/>
+        </w:tabs>
+        <w:ind w:start="5672" w:hanging="283"/>
+      </w:pPr>
+      <w:rPr/>
+    </w:lvl>
+    <w:lvl w:ilvl="8">
+      <w:start w:val="1"/>
+      <w:numFmt w:val="decimal"/>
+      <w:lvlText w:val="%9."/>
+      <w:lvlJc w:val="start"/>
+      <w:pPr>
+        <w:tabs>
+          <w:tab w:val="num" w:pos="6381"/>
+        </w:tabs>
+        <w:ind w:start="6381" w:hanging="283"/>
+      </w:pPr>
+      <w:rPr/>
+    </w:lvl>
+  </w:abstractNum>
+  <w:num w:numId="1">
+    <w:abstractNumId w:val="1"/>
+  </w:num>
+  <w:num w:numId="2">
+    <w:abstractNumId w:val="2"/>
+  </w:num>
+  <w:num w:numId="3">
+    <w:abstractNumId w:val="3"/>
+  </w:num>
+  <w:num w:numId="4">
+    <w:abstractNumId w:val="4"/>
+  </w:num>
+  <w:num w:numId="5">
+    <w:abstractNumId w:val="5"/>
+  </w:num>
+  <w:num w:numId="6">
+    <w:abstractNumId w:val="6"/>
+  </w:num>
+</w:numbering>
 </file>
 
 <file path=word/styles.xml><?xml version="1.0" encoding="utf-8"?>
@@ -4246,7 +6982,6 @@
     </w:rPrDefault>
     <w:pPrDefault>
       <w:pPr>
-        <w:widowControl/>
         <w:suppressAutoHyphens w:val="true"/>
       </w:pPr>
     </w:pPrDefault>
@@ -4256,7 +6991,10 @@
     <w:qFormat/>
     <w:pPr>
       <w:widowControl/>
+      <w:suppressAutoHyphens w:val="true"/>
       <w:bidi w:val="0"/>
+      <w:spacing w:before="0" w:after="0"/>
+      <w:jc w:val="start"/>
     </w:pPr>
     <w:rPr>
       <w:rFonts w:ascii="Liberation Serif" w:hAnsi="Liberation Serif" w:eastAsia="Noto Serif CJK SC" w:cs="Noto Sans Devanagari"/>
@@ -4269,7 +7007,7 @@
   </w:style>
   <w:style w:type="paragraph" w:styleId="Heading1">
     <w:name w:val="heading 1"/>
-    <w:basedOn w:val="Nagwek"/>
+    <w:basedOn w:val="Nagwekuser"/>
     <w:next w:val="BodyText"/>
     <w:qFormat/>
     <w:pPr>
@@ -4286,7 +7024,7 @@
   </w:style>
   <w:style w:type="paragraph" w:styleId="Heading2">
     <w:name w:val="heading 2"/>
-    <w:basedOn w:val="Nagwek"/>
+    <w:basedOn w:val="Nagwekuser"/>
     <w:next w:val="BodyText"/>
     <w:qFormat/>
     <w:pPr>
@@ -4303,7 +7041,7 @@
   </w:style>
   <w:style w:type="paragraph" w:styleId="Heading3">
     <w:name w:val="heading 3"/>
-    <w:basedOn w:val="Nagwek"/>
+    <w:basedOn w:val="Nagwekuser"/>
     <w:next w:val="BodyText"/>
     <w:qFormat/>
     <w:pPr>
@@ -4325,11 +7063,30 @@
       <w:u w:val="single"/>
     </w:rPr>
   </w:style>
+  <w:style w:type="character" w:styleId="Tekstrdowyuser">
+    <w:name w:val="Tekst źródłowy (user)"/>
+    <w:qFormat/>
+    <w:rPr>
+      <w:rFonts w:ascii="Liberation Mono" w:hAnsi="Liberation Mono" w:eastAsia="Noto Sans Mono CJK SC" w:cs="Liberation Mono"/>
+    </w:rPr>
+  </w:style>
   <w:style w:type="character" w:styleId="Tekstrdowy">
     <w:name w:val="Tekst źródłowy"/>
     <w:qFormat/>
     <w:rPr>
       <w:rFonts w:ascii="Liberation Mono" w:hAnsi="Liberation Mono" w:eastAsia="Noto Sans Mono CJK SC" w:cs="Liberation Mono"/>
+    </w:rPr>
+  </w:style>
+  <w:style w:type="character" w:styleId="Znakinumeracji">
+    <w:name w:val="Znaki numeracji"/>
+    <w:qFormat/>
+    <w:rPr/>
+  </w:style>
+  <w:style w:type="character" w:styleId="Znakiwypunktowania">
+    <w:name w:val="Znaki wypunktowania"/>
+    <w:qFormat/>
+    <w:rPr>
+      <w:rFonts w:ascii="OpenSymbol" w:hAnsi="OpenSymbol" w:eastAsia="OpenSymbol" w:cs="OpenSymbol"/>
     </w:rPr>
   </w:style>
   <w:style w:type="paragraph" w:styleId="Nagwek">
@@ -4388,6 +7145,45 @@
     </w:pPr>
     <w:rPr>
       <w:rFonts w:cs="Noto Sans Devanagari"/>
+    </w:rPr>
+  </w:style>
+  <w:style w:type="paragraph" w:styleId="Nagwekuser">
+    <w:name w:val="Nagłówek (user)"/>
+    <w:basedOn w:val="Normal"/>
+    <w:next w:val="BodyText"/>
+    <w:qFormat/>
+    <w:pPr>
+      <w:keepNext w:val="true"/>
+      <w:spacing w:before="240" w:after="120"/>
+    </w:pPr>
+    <w:rPr>
+      <w:rFonts w:ascii="Liberation Sans" w:hAnsi="Liberation Sans" w:eastAsia="Noto Sans CJK SC" w:cs="Noto Sans Devanagari"/>
+      <w:sz w:val="28"/>
+      <w:szCs w:val="28"/>
+    </w:rPr>
+  </w:style>
+  <w:style w:type="paragraph" w:styleId="Indeksuser">
+    <w:name w:val="Indeks (user)"/>
+    <w:basedOn w:val="Normal"/>
+    <w:qFormat/>
+    <w:pPr>
+      <w:suppressLineNumbers/>
+    </w:pPr>
+    <w:rPr>
+      <w:rFonts w:cs="Noto Sans Devanagari"/>
+    </w:rPr>
+  </w:style>
+  <w:style w:type="paragraph" w:styleId="Tekstwstpniesformatowanyuser">
+    <w:name w:val="Tekst wstępnie sformatowany (user)"/>
+    <w:basedOn w:val="Normal"/>
+    <w:qFormat/>
+    <w:pPr>
+      <w:spacing w:before="0" w:after="0"/>
+    </w:pPr>
+    <w:rPr>
+      <w:rFonts w:ascii="Liberation Mono" w:hAnsi="Liberation Mono" w:eastAsia="Noto Sans Mono CJK SC" w:cs="Liberation Mono"/>
+      <w:sz w:val="20"/>
+      <w:szCs w:val="20"/>
     </w:rPr>
   </w:style>
   <w:style w:type="paragraph" w:styleId="Tekstwstpniesformatowany">
